--- a/templates/Global_Candidate_Profile_EA_India.docx
+++ b/templates/Global_Candidate_Profile_EA_India.docx
@@ -107,6 +107,96 @@
           <w:szCs w:val="24"/>
         </w:rPr>
         <w:t>{{SEARCH_TITLE}}</w:t>
+      </w:r>
+    </w:p>
+    <w:p>
+      <w:pPr>
+        <w:spacing w:after="0"/>
+      </w:pPr>
+    </w:p>
+    <w:p>
+      <w:pPr>
+        <w:spacing w:after="0"/>
+        <w:rPr>
+          <w:b/>
+          <w:bCs/>
+          <w:color w:val="2C2E82" w:themeColor="accent1"/>
+          <w:sz w:val="24"/>
+          <w:szCs w:val="24"/>
+        </w:rPr>
+      </w:pPr>
+      <w:r>
+        <w:rPr>
+          <w:b/>
+          <w:bCs/>
+          <w:color w:val="2C2E82" w:themeColor="accent1"/>
+          <w:sz w:val="24"/>
+          <w:szCs w:val="24"/>
+        </w:rPr>
+        <w:t>Client Company Name</w:t>
+      </w:r>
+    </w:p>
+    <w:p>
+      <w:pPr>
+        <w:spacing w:after="0"/>
+        <w:rPr>
+          <w:i/>
+          <w:iCs/>
+          <w:color w:val="7F7F7F"/>
+        </w:rPr>
+      </w:pPr>
+      <w:r>
+        <w:rPr>
+          <w:i/>
+          <w:iCs/>
+          <w:color w:val="7F7F7F"/>
+        </w:rPr>
+        <w:t>[Insert text here]</w:t>
+      </w:r>
+    </w:p>
+    <w:p>
+      <w:pPr>
+        <w:spacing w:after="0"/>
+      </w:pPr>
+    </w:p>
+    <w:p>
+      <w:pPr>
+        <w:spacing w:after="0"/>
+        <w:rPr>
+          <w:b/>
+          <w:bCs/>
+          <w:color w:val="2C2E82" w:themeColor="accent1"/>
+          <w:sz w:val="24"/>
+          <w:szCs w:val="24"/>
+        </w:rPr>
+      </w:pPr>
+      <w:r>
+        <w:rPr>
+          <w:b/>
+          <w:bCs/>
+          <w:color w:val="2C2E82" w:themeColor="accent1"/>
+          <w:sz w:val="24"/>
+          <w:szCs w:val="24"/>
+        </w:rPr>
+        <w:t>Search Title</w:t>
+      </w:r>
+    </w:p>
+    <w:p>
+      <w:pPr>
+        <w:spacing w:after="0"/>
+        <w:rPr>
+          <w:i/>
+          <w:iCs/>
+          <w:color w:val="7F7F7F"/>
+        </w:rPr>
+      </w:pPr>
+      <w:r>
+        <w:rPr>
+          <w:i/>
+          <w:iCs/>
+          <w:color w:val="7F7F7F"/>
+        </w:rPr>
+        <w:t>[Insert text here]</w:t>
       </w:r>
     </w:p>
     <w:p>
@@ -157,6 +247,7 @@
     </w:p>
     <w:p>
       <w:pPr>
+        <w:pageBreakBefore/>
         <w:spacing w:after="0"/>
         <w:rPr>
           <w:b/>
@@ -965,7 +1056,7 @@
           <w:bCs/>
           <w:i/>
           <w:iCs/>
-          <w:color w:val="2C2E82" w:themeColor="accent1"/>
+          <w:color w:val="4D2DCF" w:themeColor="accent2"/>
           <w:sz w:val="24"/>
           <w:szCs w:val="24"/>
         </w:rPr>
@@ -976,7 +1067,7 @@
           <w:bCs/>
           <w:i/>
           <w:iCs/>
-          <w:color w:val="2C2E82" w:themeColor="accent1"/>
+          <w:color w:val="4D2DCF" w:themeColor="accent2"/>
           <w:sz w:val="24"/>
           <w:szCs w:val="24"/>
         </w:rPr>

--- a/templates/Global_Candidate_Profile_EA_India.docx
+++ b/templates/Global_Candidate_Profile_EA_India.docx
@@ -677,6 +677,7 @@
     <w:p>
       <w:pPr>
         <w:spacing w:after="0"/>
+        <w:ind w:left="2880" w:hanging="2880"/>
         <w:rPr>
           <w:b/>
           <w:bCs/>
@@ -691,8 +692,6 @@
         </w:rPr>
         <w:t>{{EDU_1_YEAR}}:</w:t>
         <w:tab/>
-        <w:tab/>
-        <w:tab/>
       </w:r>
       <w:r>
         <w:rPr>
@@ -704,22 +703,22 @@
     <w:p>
       <w:pPr>
         <w:spacing w:after="0"/>
-        <w:ind w:left="1440" w:firstLine="720"/>
-        <w:rPr>
-          <w:color w:val="2C2E82" w:themeColor="accent1"/>
-        </w:rPr>
-      </w:pPr>
-      <w:r>
-        <w:rPr>
-          <w:color w:val="2C2E82" w:themeColor="accent1"/>
-        </w:rPr>
-        <w:t xml:space="preserve">{{EDU_1_DEGREE}}</w:t>
-      </w:r>
-    </w:p>
-    <w:p>
-      <w:pPr>
-        <w:spacing w:after="0"/>
-        <w:ind w:left="1440" w:firstLine="720"/>
+        <w:ind w:left="2880"/>
+        <w:rPr>
+          <w:color w:val="2C2E82" w:themeColor="accent1"/>
+        </w:rPr>
+      </w:pPr>
+      <w:r>
+        <w:rPr>
+          <w:color w:val="2C2E82" w:themeColor="accent1"/>
+        </w:rPr>
+        <w:t>{{EDU_1_DEGREE}}</w:t>
+      </w:r>
+    </w:p>
+    <w:p>
+      <w:pPr>
+        <w:spacing w:after="0"/>
+        <w:ind w:left="2880"/>
         <w:rPr>
           <w:color w:val="2C2E82" w:themeColor="accent1"/>
         </w:rPr>
@@ -790,107 +789,99 @@
     <w:p>
       <w:pPr>
         <w:spacing w:after="0"/>
-        <w:jc w:val="both"/>
-        <w:rPr>
-          <w:b/>
-          <w:bCs/>
-          <w:color w:val="2C2E82" w:themeColor="accent1"/>
-        </w:rPr>
-      </w:pPr>
-      <w:r>
-        <w:rPr>
-          <w:b/>
-          <w:bCs/>
-          <w:color w:val="2C2E82" w:themeColor="accent1"/>
-        </w:rPr>
-        <w:t>{{QUAL_1_YEAR}}</w:t>
+        <w:ind w:left="2880" w:hanging="2880"/>
+        <w:rPr>
+          <w:b/>
+          <w:bCs/>
+          <w:color w:val="2C2E82" w:themeColor="accent1"/>
+        </w:rPr>
+      </w:pPr>
+      <w:r>
+        <w:rPr>
+          <w:b/>
+          <w:bCs/>
+          <w:color w:val="2C2E82" w:themeColor="accent1"/>
+        </w:rPr>
+        <w:t>{{QUAL_1_YEAR}}:</w:t>
         <w:tab/>
+      </w:r>
+      <w:r>
+        <w:rPr>
+          <w:color w:val="2C2E82" w:themeColor="accent1"/>
+        </w:rPr>
+        <w:t>{{QUAL_1_TEXT}}</w:t>
+      </w:r>
+    </w:p>
+    <w:p>
+      <w:pPr>
+        <w:spacing w:after="0"/>
+        <w:ind w:left="2880" w:hanging="2880"/>
+        <w:rPr>
+          <w:b/>
+          <w:bCs/>
+          <w:color w:val="2C2E82" w:themeColor="accent1"/>
+        </w:rPr>
+      </w:pPr>
+      <w:r>
+        <w:rPr>
+          <w:b/>
+          <w:bCs/>
+          <w:color w:val="2C2E82" w:themeColor="accent1"/>
+        </w:rPr>
+        <w:t>{{QUAL_2_YEAR}}:</w:t>
         <w:tab/>
+      </w:r>
+      <w:r>
+        <w:rPr>
+          <w:color w:val="2C2E82" w:themeColor="accent1"/>
+        </w:rPr>
+        <w:t>{{QUAL_2_TEXT}}</w:t>
+      </w:r>
+    </w:p>
+    <w:p>
+      <w:pPr>
+        <w:spacing w:after="0"/>
+        <w:ind w:left="2880" w:hanging="2880"/>
+        <w:rPr>
+          <w:b/>
+          <w:bCs/>
+          <w:color w:val="2C2E82" w:themeColor="accent1"/>
+        </w:rPr>
+      </w:pPr>
+      <w:r>
+        <w:rPr>
+          <w:b/>
+          <w:bCs/>
+          <w:color w:val="2C2E82" w:themeColor="accent1"/>
+        </w:rPr>
+        <w:t>{{QUAL_3_YEAR}}:</w:t>
         <w:tab/>
       </w:r>
       <w:r>
         <w:rPr>
           <w:color w:val="2C2E82" w:themeColor="accent1"/>
         </w:rPr>
-        <w:t>{{QUAL_1_TEXT}}</w:t>
-      </w:r>
-    </w:p>
-    <w:p>
-      <w:pPr>
-        <w:spacing w:after="0"/>
-        <w:jc w:val="both"/>
-        <w:rPr>
-          <w:b/>
-          <w:bCs/>
-          <w:color w:val="2C2E82" w:themeColor="accent1"/>
-        </w:rPr>
-      </w:pPr>
-      <w:r>
-        <w:rPr>
-          <w:b/>
-          <w:bCs/>
-          <w:color w:val="2C2E82" w:themeColor="accent1"/>
-        </w:rPr>
-        <w:t>{{QUAL_2_YEAR}}</w:t>
+        <w:t>{{QUAL_3_TEXT}}</w:t>
+      </w:r>
+    </w:p>
+    <w:p>
+      <w:pPr>
+        <w:spacing w:after="0"/>
+        <w:ind w:left="2880" w:hanging="2880"/>
+        <w:rPr>
+          <w:b/>
+          <w:bCs/>
+          <w:color w:val="2C2E82" w:themeColor="accent1"/>
+        </w:rPr>
+      </w:pPr>
+      <w:r>
+        <w:rPr>
+          <w:b/>
+          <w:bCs/>
+          <w:color w:val="2C2E82" w:themeColor="accent1"/>
+        </w:rPr>
+        <w:t>{{QUAL_4_YEAR}}:</w:t>
         <w:tab/>
-        <w:tab/>
-        <w:tab/>
-      </w:r>
-      <w:r>
-        <w:rPr>
-          <w:color w:val="2C2E82" w:themeColor="accent1"/>
-        </w:rPr>
-        <w:t>{{QUAL_2_TEXT}}</w:t>
-      </w:r>
-    </w:p>
-    <w:p>
-      <w:pPr>
-        <w:spacing w:after="0"/>
-        <w:jc w:val="both"/>
-        <w:rPr>
-          <w:b/>
-          <w:bCs/>
-          <w:color w:val="2C2E82" w:themeColor="accent1"/>
-        </w:rPr>
-      </w:pPr>
-      <w:r>
-        <w:rPr>
-          <w:b/>
-          <w:bCs/>
-          <w:color w:val="2C2E82" w:themeColor="accent1"/>
-        </w:rPr>
-        <w:t>{{QUAL_3_YEAR}}</w:t>
-        <w:tab/>
-        <w:tab/>
-        <w:tab/>
-      </w:r>
-      <w:r>
-        <w:rPr>
-          <w:color w:val="2C2E82" w:themeColor="accent1"/>
-        </w:rPr>
-        <w:t>{{QUAL_3_TEXT}}</w:t>
-      </w:r>
-    </w:p>
-    <w:p>
-      <w:pPr>
-        <w:spacing w:after="0"/>
-        <w:jc w:val="both"/>
-        <w:rPr>
-          <w:b/>
-          <w:bCs/>
-          <w:color w:val="2C2E82" w:themeColor="accent1"/>
-        </w:rPr>
-      </w:pPr>
-      <w:r>
-        <w:rPr>
-          <w:b/>
-          <w:bCs/>
-          <w:color w:val="2C2E82" w:themeColor="accent1"/>
-        </w:rPr>
-        <w:t>{{QUAL_4_YEAR}}</w:t>
-        <w:tab/>
-        <w:tab/>
-        <w:tab/>
       </w:r>
       <w:r>
         <w:rPr>
@@ -902,22 +893,20 @@
     <w:p>
       <w:pPr>
         <w:spacing w:after="0"/>
-        <w:jc w:val="both"/>
-        <w:rPr>
-          <w:b/>
-          <w:bCs/>
-          <w:color w:val="2C2E82" w:themeColor="accent1"/>
-        </w:rPr>
-      </w:pPr>
-      <w:r>
-        <w:rPr>
-          <w:b/>
-          <w:bCs/>
-          <w:color w:val="2C2E82" w:themeColor="accent1"/>
-        </w:rPr>
-        <w:t>{{QUAL_5_YEAR}}</w:t>
-        <w:tab/>
-        <w:tab/>
+        <w:ind w:left="2880" w:hanging="2880"/>
+        <w:rPr>
+          <w:b/>
+          <w:bCs/>
+          <w:color w:val="2C2E82" w:themeColor="accent1"/>
+        </w:rPr>
+      </w:pPr>
+      <w:r>
+        <w:rPr>
+          <w:b/>
+          <w:bCs/>
+          <w:color w:val="2C2E82" w:themeColor="accent1"/>
+        </w:rPr>
+        <w:t>{{QUAL_5_YEAR}}:</w:t>
         <w:tab/>
       </w:r>
       <w:r>
@@ -1091,6 +1080,7 @@
     <w:p>
       <w:pPr>
         <w:spacing w:after="0"/>
+        <w:ind w:left="2880" w:hanging="2880"/>
         <w:rPr>
           <w:b/>
           <w:bCs/>
@@ -1105,8 +1095,6 @@
         </w:rPr>
         <w:t>{{VOL_1_DATES}}:</w:t>
         <w:tab/>
-        <w:tab/>
-        <w:tab/>
       </w:r>
       <w:r>
         <w:rPr>
@@ -1118,7 +1106,7 @@
     <w:p>
       <w:pPr>
         <w:spacing w:after="0"/>
-        <w:ind w:left="1440" w:firstLine="720"/>
+        <w:ind w:left="2880"/>
         <w:rPr>
           <w:color w:val="2C2E82" w:themeColor="accent1"/>
         </w:rPr>
@@ -1133,6 +1121,7 @@
     <w:p>
       <w:pPr>
         <w:spacing w:after="0"/>
+        <w:ind w:left="2880" w:hanging="2880"/>
         <w:rPr>
           <w:b/>
           <w:bCs/>
@@ -1147,8 +1136,6 @@
         </w:rPr>
         <w:t>{{VOL_2_DATES}}:</w:t>
         <w:tab/>
-        <w:tab/>
-        <w:tab/>
       </w:r>
       <w:r>
         <w:rPr>
@@ -1160,7 +1147,7 @@
     <w:p>
       <w:pPr>
         <w:spacing w:after="0"/>
-        <w:ind w:left="1440" w:firstLine="720"/>
+        <w:ind w:left="2880"/>
         <w:rPr>
           <w:color w:val="2C2E82" w:themeColor="accent1"/>
         </w:rPr>
@@ -1175,6 +1162,7 @@
     <w:p>
       <w:pPr>
         <w:spacing w:after="0"/>
+        <w:ind w:left="2880" w:hanging="2880"/>
         <w:rPr>
           <w:b/>
           <w:bCs/>
@@ -1189,8 +1177,6 @@
         </w:rPr>
         <w:t>{{VOL_3_DATES}}:</w:t>
         <w:tab/>
-        <w:tab/>
-        <w:tab/>
       </w:r>
       <w:r>
         <w:rPr>
@@ -1202,7 +1188,7 @@
     <w:p>
       <w:pPr>
         <w:spacing w:after="0"/>
-        <w:ind w:left="1440" w:firstLine="720"/>
+        <w:ind w:left="2880"/>
         <w:rPr>
           <w:color w:val="2C2E82" w:themeColor="accent1"/>
         </w:rPr>

--- a/templates/Global_Candidate_Profile_EA_India.docx
+++ b/templates/Global_Candidate_Profile_EA_India.docx
@@ -695,7 +695,9 @@
       </w:r>
       <w:r>
         <w:rPr>
-          <w:color w:val="2C2E82" w:themeColor="accent1"/>
+          <w:b/>
+          <w:bCs/>
+          <w:color w:val="002060"/>
         </w:rPr>
         <w:t>{{EDU_1_INSTITUTION}}</w:t>
       </w:r>
@@ -728,6 +730,64 @@
           <w:color w:val="2C2E82" w:themeColor="accent1"/>
         </w:rPr>
         <w:t>{{EDU_1_EXTRA}}</w:t>
+      </w:r>
+    </w:p>
+    <w:p>
+      <w:pPr>
+        <w:spacing w:after="0"/>
+        <w:ind w:left="2880" w:hanging="2880"/>
+        <w:rPr>
+          <w:b/>
+          <w:bCs/>
+          <w:color w:val="2C2E82" w:themeColor="accent1"/>
+        </w:rPr>
+      </w:pPr>
+      <w:r>
+        <w:rPr>
+          <w:b/>
+          <w:bCs/>
+          <w:color w:val="2C2E82" w:themeColor="accent1"/>
+        </w:rPr>
+        <w:t>{{EDU_2_YEAR}}:</w:t>
+        <w:tab/>
+      </w:r>
+      <w:r>
+        <w:rPr>
+          <w:b/>
+          <w:bCs/>
+          <w:color w:val="002060"/>
+        </w:rPr>
+        <w:t>{{EDU_2_INSTITUTION}}</w:t>
+      </w:r>
+    </w:p>
+    <w:p>
+      <w:pPr>
+        <w:spacing w:after="0"/>
+        <w:ind w:left="2880"/>
+        <w:rPr>
+          <w:color w:val="2C2E82" w:themeColor="accent1"/>
+        </w:rPr>
+      </w:pPr>
+      <w:r>
+        <w:rPr>
+          <w:color w:val="2C2E82" w:themeColor="accent1"/>
+        </w:rPr>
+        <w:t>{{EDU_2_DEGREE}}</w:t>
+      </w:r>
+    </w:p>
+    <w:p>
+      <w:pPr>
+        <w:spacing w:after="0"/>
+        <w:ind w:left="2880"/>
+        <w:rPr>
+          <w:color w:val="2C2E82" w:themeColor="accent1"/>
+        </w:rPr>
+      </w:pPr>
+      <w:r>
+        <w:rPr>
+          <w:color w:val="2C2E82" w:themeColor="accent1"/>
+        </w:rPr>
+        <w:t>{{EDU_2_EXTRA}}</w:t>
       </w:r>
     </w:p>
     <w:p>

--- a/templates/Global_Candidate_Profile_EA_India.docx
+++ b/templates/Global_Candidate_Profile_EA_India.docx
@@ -790,6 +790,92 @@
         <w:t>{{EDU_2_EXTRA}}</w:t>
       </w:r>
     </w:p>
+    <w:p w14:paraId="E3Y252B45D7">
+      <w:pPr>
+        <w:spacing w:after="0"/>
+        <w:ind w:left="2880" w:hanging="2880"/>
+        <w:rPr>
+          <w:b/>
+          <w:bCs/>
+          <w:color w:val="2C2E82" w:themeColor="accent1"/>
+        </w:rPr>
+      </w:pPr>
+      <w:r>
+        <w:rPr>
+          <w:b/>
+          <w:bCs/>
+          <w:color w:val="2C2E82" w:themeColor="accent1"/>
+        </w:rPr>
+        <w:t>{{EDU_3_YEAR}}:</w:t>
+        <w:tab/>
+      </w:r>
+      <w:r>
+        <w:rPr>
+          <w:b/>
+          <w:bCs/>
+          <w:color w:val="002060"/>
+        </w:rPr>
+        <w:t>{{EDU_2_INSTITUTION}}</w:t>
+      </w:r>
+    </w:p>
+    <w:p w14:paraId="E3I252B45D7">
+      <w:pPr>
+        <w:spacing w:after="0"/>
+        <w:ind w:left="2880" w:hanging="2880"/>
+        <w:rPr>
+          <w:b/>
+          <w:bCs/>
+          <w:color w:val="2C2E82" w:themeColor="accent1"/>
+        </w:rPr>
+      </w:pPr>
+      <w:r>
+        <w:rPr>
+          <w:b/>
+          <w:bCs/>
+          <w:color w:val="2C2E82" w:themeColor="accent1"/>
+        </w:rPr>
+        <w:t>{{EDU_2_YEAR}}:</w:t>
+        <w:tab/>
+      </w:r>
+      <w:r>
+        <w:rPr>
+          <w:b/>
+          <w:bCs/>
+          <w:color w:val="002060"/>
+        </w:rPr>
+        <w:t>{{EDU_3_INSTITUTION}}</w:t>
+      </w:r>
+    </w:p>
+    <w:p w14:paraId="E3D0822E3B6">
+      <w:pPr>
+        <w:spacing w:after="0"/>
+        <w:ind w:left="2880"/>
+        <w:rPr>
+          <w:color w:val="2C2E82" w:themeColor="accent1"/>
+        </w:rPr>
+      </w:pPr>
+      <w:r>
+        <w:rPr>
+          <w:color w:val="2C2E82" w:themeColor="accent1"/>
+        </w:rPr>
+        <w:t>{{EDU_3_DEGREE}}</w:t>
+      </w:r>
+    </w:p>
+    <w:p w14:paraId="E3E3D865CBE">
+      <w:pPr>
+        <w:spacing w:after="0"/>
+        <w:ind w:left="2880"/>
+        <w:rPr>
+          <w:color w:val="2C2E82" w:themeColor="accent1"/>
+        </w:rPr>
+      </w:pPr>
+      <w:r>
+        <w:rPr>
+          <w:color w:val="2C2E82" w:themeColor="accent1"/>
+        </w:rPr>
+        <w:t>{{EDU_3_EXTRA}}</w:t>
+      </w:r>
+    </w:p>
     <w:p>
       <w:pPr>
         <w:spacing w:after="0"/>
@@ -974,6 +1060,167 @@
           <w:color w:val="2C2E82" w:themeColor="accent1"/>
         </w:rPr>
         <w:t>{{QUAL_5_TEXT}}</w:t>
+      </w:r>
+    </w:p>
+    <w:p>
+      <w:pPr>
+        <w:spacing w:after="0"/>
+      </w:pPr>
+    </w:p>
+    <w:p w14:paraId="AF0150D28D7">
+      <w:pPr>
+        <w:spacing w:after="0"/>
+        <w:rPr>
+          <w:b/>
+          <w:bCs/>
+          <w:i/>
+          <w:iCs/>
+          <w:color w:val="4D2DCF" w:themeColor="accent2"/>
+          <w:sz w:val="24"/>
+          <w:szCs w:val="24"/>
+        </w:rPr>
+      </w:pPr>
+      <w:r>
+        <w:rPr>
+          <w:b/>
+          <w:bCs/>
+          <w:i/>
+          <w:iCs/>
+          <w:color w:val="4D2DCF" w:themeColor="accent2"/>
+          <w:sz w:val="24"/>
+          <w:szCs w:val="24"/>
+        </w:rPr>
+        <w:t>Professional Affiliations</w:t>
+      </w:r>
+    </w:p>
+    <w:p w14:paraId="AF13AF68F84">
+      <w:pPr>
+        <w:spacing w:after="0"/>
+        <w:ind w:left="2880" w:hanging="2880"/>
+        <w:rPr>
+          <w:b/>
+          <w:bCs/>
+          <w:color w:val="2C2E82" w:themeColor="accent1"/>
+        </w:rPr>
+      </w:pPr>
+      <w:r>
+        <w:rPr>
+          <w:b/>
+          <w:bCs/>
+          <w:color w:val="2C2E82" w:themeColor="accent1"/>
+        </w:rPr>
+        <w:t>{{AFFIL_1_YEAR}}:</w:t>
+        <w:tab/>
+      </w:r>
+      <w:r>
+        <w:rPr>
+          <w:color w:val="2C2E82" w:themeColor="accent1"/>
+        </w:rPr>
+        <w:t>{{AFFIL_1_TEXT}}</w:t>
+      </w:r>
+    </w:p>
+    <w:p w14:paraId="AF23AF68F84">
+      <w:pPr>
+        <w:spacing w:after="0"/>
+        <w:ind w:left="2880" w:hanging="2880"/>
+        <w:rPr>
+          <w:b/>
+          <w:bCs/>
+          <w:color w:val="2C2E82" w:themeColor="accent1"/>
+        </w:rPr>
+      </w:pPr>
+      <w:r>
+        <w:rPr>
+          <w:b/>
+          <w:bCs/>
+          <w:color w:val="2C2E82" w:themeColor="accent1"/>
+        </w:rPr>
+        <w:t>{{AFFIL_2_YEAR}}:</w:t>
+        <w:tab/>
+      </w:r>
+      <w:r>
+        <w:rPr>
+          <w:color w:val="2C2E82" w:themeColor="accent1"/>
+        </w:rPr>
+        <w:t>{{AFFIL_2_TEXT}}</w:t>
+      </w:r>
+    </w:p>
+    <w:p w14:paraId="AF33AF68F84">
+      <w:pPr>
+        <w:spacing w:after="0"/>
+        <w:ind w:left="2880" w:hanging="2880"/>
+        <w:rPr>
+          <w:b/>
+          <w:bCs/>
+          <w:color w:val="2C2E82" w:themeColor="accent1"/>
+        </w:rPr>
+      </w:pPr>
+      <w:r>
+        <w:rPr>
+          <w:b/>
+          <w:bCs/>
+          <w:color w:val="2C2E82" w:themeColor="accent1"/>
+        </w:rPr>
+        <w:t>{{AFFIL_3_YEAR}}:</w:t>
+        <w:tab/>
+      </w:r>
+      <w:r>
+        <w:rPr>
+          <w:color w:val="2C2E82" w:themeColor="accent1"/>
+        </w:rPr>
+        <w:t>{{AFFIL_3_TEXT}}</w:t>
+      </w:r>
+    </w:p>
+    <w:p w14:paraId="AF43AF68F84">
+      <w:pPr>
+        <w:spacing w:after="0"/>
+        <w:ind w:left="2880" w:hanging="2880"/>
+        <w:rPr>
+          <w:b/>
+          <w:bCs/>
+          <w:color w:val="2C2E82" w:themeColor="accent1"/>
+        </w:rPr>
+      </w:pPr>
+      <w:r>
+        <w:rPr>
+          <w:b/>
+          <w:bCs/>
+          <w:color w:val="2C2E82" w:themeColor="accent1"/>
+        </w:rPr>
+        <w:t>{{AFFIL_4_YEAR}}:</w:t>
+        <w:tab/>
+      </w:r>
+      <w:r>
+        <w:rPr>
+          <w:color w:val="2C2E82" w:themeColor="accent1"/>
+        </w:rPr>
+        <w:t>{{AFFIL_4_TEXT}}</w:t>
+      </w:r>
+    </w:p>
+    <w:p w14:paraId="AF53AF68F84">
+      <w:pPr>
+        <w:spacing w:after="0"/>
+        <w:ind w:left="2880" w:hanging="2880"/>
+        <w:rPr>
+          <w:b/>
+          <w:bCs/>
+          <w:color w:val="2C2E82" w:themeColor="accent1"/>
+        </w:rPr>
+      </w:pPr>
+      <w:r>
+        <w:rPr>
+          <w:b/>
+          <w:bCs/>
+          <w:color w:val="2C2E82" w:themeColor="accent1"/>
+        </w:rPr>
+        <w:t>{{AFFIL_5_YEAR}}:</w:t>
+        <w:tab/>
+      </w:r>
+      <w:r>
+        <w:rPr>
+          <w:color w:val="2C2E82" w:themeColor="accent1"/>
+        </w:rPr>
+        <w:t>{{AFFIL_5_TEXT}}</w:t>
       </w:r>
     </w:p>
     <w:p>

--- a/templates/Global_Candidate_Profile_EA_India.docx
+++ b/templates/Global_Candidate_Profile_EA_India.docx
@@ -295,30 +295,21 @@
         <w:t>{{SUMMARY_INTRO}}</w:t>
       </w:r>
     </w:p>
-    <w:p>
-      <w:pPr>
-        <w:spacing w:after="0"/>
-        <w:jc w:val="both"/>
+    <w:p w14:paraId="SKHE00">
+      <w:pPr>
+        <w:spacing w:after="0"/>
         <w:rPr>
           <w:color w:val="002060"/>
         </w:rPr>
       </w:pPr>
-    </w:p>
-    <w:p>
-      <w:pPr>
-        <w:spacing w:after="0"/>
+      <w:r>
         <w:rPr>
           <w:color w:val="002060"/>
         </w:rPr>
-      </w:pPr>
-      <w:r>
-        <w:rPr>
-          <w:color w:val="002060"/>
-        </w:rPr>
-        <w:t>Key Skills</w:t>
-      </w:r>
-    </w:p>
-    <w:p>
+        <w:t>Experience</w:t>
+      </w:r>
+    </w:p>
+    <w:p w14:paraId="SKBE10">
       <w:pPr>
         <w:pStyle w:val="ListParagraph"/>
         <w:numPr>
@@ -342,32 +333,10 @@
           <w:color w:val="2C2E82" w:themeColor="accent1"/>
           <w:lang w:eastAsia="en-US"/>
         </w:rPr>
-        <w:t>{{KEY_SKILLS}}</w:t>
-      </w:r>
-    </w:p>
-    <w:p>
-      <w:pPr>
-        <w:spacing w:after="0"/>
-        <w:rPr>
-          <w:color w:val="002060"/>
-        </w:rPr>
-      </w:pPr>
-    </w:p>
-    <w:p>
-      <w:pPr>
-        <w:spacing w:after="0"/>
-        <w:rPr>
-          <w:color w:val="2C2E82" w:themeColor="accent1"/>
-        </w:rPr>
-      </w:pPr>
-      <w:r>
-        <w:rPr>
-          <w:color w:val="2C2E82" w:themeColor="accent1"/>
-        </w:rPr>
-        <w:t>Executive Overview</w:t>
-      </w:r>
-    </w:p>
-    <w:p>
+        <w:t>{{EXP_SKILL_1}}</w:t>
+      </w:r>
+    </w:p>
+    <w:p w14:paraId="SKBE20">
       <w:pPr>
         <w:pStyle w:val="ListParagraph"/>
         <w:numPr>
@@ -391,10 +360,10 @@
           <w:color w:val="2C2E82" w:themeColor="accent1"/>
           <w:lang w:eastAsia="en-US"/>
         </w:rPr>
-        <w:t>{{EXEC_OVERVIEW_BULLET_1}}</w:t>
-      </w:r>
-    </w:p>
-    <w:p>
+        <w:t>{{EXP_SKILL_2}}</w:t>
+      </w:r>
+    </w:p>
+    <w:p w14:paraId="SKBE30">
       <w:pPr>
         <w:pStyle w:val="ListParagraph"/>
         <w:numPr>
@@ -418,10 +387,10 @@
           <w:color w:val="2C2E82" w:themeColor="accent1"/>
           <w:lang w:eastAsia="en-US"/>
         </w:rPr>
-        <w:t>{{EXEC_OVERVIEW_BULLET_2}}</w:t>
-      </w:r>
-    </w:p>
-    <w:p>
+        <w:t>{{EXP_SKILL_3}}</w:t>
+      </w:r>
+    </w:p>
+    <w:p w14:paraId="SKBE40">
       <w:pPr>
         <w:pStyle w:val="ListParagraph"/>
         <w:numPr>
@@ -445,10 +414,10 @@
           <w:color w:val="2C2E82" w:themeColor="accent1"/>
           <w:lang w:eastAsia="en-US"/>
         </w:rPr>
-        <w:t>{{EXEC_OVERVIEW_BULLET_3}}</w:t>
-      </w:r>
-    </w:p>
-    <w:p>
+        <w:t>{{EXP_SKILL_4}}</w:t>
+      </w:r>
+    </w:p>
+    <w:p w14:paraId="SKBE50">
       <w:pPr>
         <w:pStyle w:val="ListParagraph"/>
         <w:numPr>
@@ -472,10 +441,10 @@
           <w:color w:val="2C2E82" w:themeColor="accent1"/>
           <w:lang w:eastAsia="en-US"/>
         </w:rPr>
-        <w:t>{{EXEC_OVERVIEW_BULLET_4}}</w:t>
-      </w:r>
-    </w:p>
-    <w:p>
+        <w:t>{{EXP_SKILL_5}}</w:t>
+      </w:r>
+    </w:p>
+    <w:p w14:paraId="SKBE60">
       <w:pPr>
         <w:pStyle w:val="ListParagraph"/>
         <w:numPr>
@@ -499,10 +468,33 @@
           <w:color w:val="2C2E82" w:themeColor="accent1"/>
           <w:lang w:eastAsia="en-US"/>
         </w:rPr>
-        <w:t>{{EXEC_OVERVIEW_BULLET_5}}</w:t>
-      </w:r>
-    </w:p>
-    <w:p>
+        <w:t>{{EXP_SKILL_6}}</w:t>
+      </w:r>
+    </w:p>
+    <w:p w14:paraId="SKSSP1">
+      <w:pPr>
+        <w:spacing w:after="0"/>
+        <w:jc w:val="both"/>
+        <w:rPr>
+          <w:color w:val="002060"/>
+        </w:rPr>
+      </w:pPr>
+    </w:p>
+    <w:p w14:paraId="SKHL00">
+      <w:pPr>
+        <w:spacing w:after="0"/>
+        <w:rPr>
+          <w:color w:val="002060"/>
+        </w:rPr>
+      </w:pPr>
+      <w:r>
+        <w:rPr>
+          <w:color w:val="002060"/>
+        </w:rPr>
+        <w:t>Legal, Risk &amp; Regulatory Expertise</w:t>
+      </w:r>
+    </w:p>
+    <w:p w14:paraId="SKBL10">
       <w:pPr>
         <w:pStyle w:val="ListParagraph"/>
         <w:numPr>
@@ -526,6 +518,753 @@
           <w:color w:val="2C2E82" w:themeColor="accent1"/>
           <w:lang w:eastAsia="en-US"/>
         </w:rPr>
+        <w:t>{{LRR_SKILL_1}}</w:t>
+      </w:r>
+    </w:p>
+    <w:p w14:paraId="SKBL20">
+      <w:pPr>
+        <w:pStyle w:val="ListParagraph"/>
+        <w:numPr>
+          <w:ilvl w:val="0"/>
+          <w:numId w:val="4"/>
+        </w:numPr>
+        <w:tabs>
+          <w:tab w:val="left" w:pos="1483"/>
+        </w:tabs>
+        <w:spacing w:after="0" w:line="240" w:lineRule="auto"/>
+        <w:jc w:val="both"/>
+        <w:rPr>
+          <w:rFonts w:ascii="Raleway Medium" w:eastAsiaTheme="minorHAnsi" w:hAnsi="Raleway Medium"/>
+          <w:color w:val="2C2E82" w:themeColor="accent1"/>
+          <w:lang w:eastAsia="en-US"/>
+        </w:rPr>
+      </w:pPr>
+      <w:r>
+        <w:rPr>
+          <w:rFonts w:ascii="Raleway Medium" w:eastAsiaTheme="minorHAnsi" w:hAnsi="Raleway Medium"/>
+          <w:color w:val="2C2E82" w:themeColor="accent1"/>
+          <w:lang w:eastAsia="en-US"/>
+        </w:rPr>
+        <w:t>{{LRR_SKILL_2}}</w:t>
+      </w:r>
+    </w:p>
+    <w:p w14:paraId="SKBL30">
+      <w:pPr>
+        <w:pStyle w:val="ListParagraph"/>
+        <w:numPr>
+          <w:ilvl w:val="0"/>
+          <w:numId w:val="4"/>
+        </w:numPr>
+        <w:tabs>
+          <w:tab w:val="left" w:pos="1483"/>
+        </w:tabs>
+        <w:spacing w:after="0" w:line="240" w:lineRule="auto"/>
+        <w:jc w:val="both"/>
+        <w:rPr>
+          <w:rFonts w:ascii="Raleway Medium" w:eastAsiaTheme="minorHAnsi" w:hAnsi="Raleway Medium"/>
+          <w:color w:val="2C2E82" w:themeColor="accent1"/>
+          <w:lang w:eastAsia="en-US"/>
+        </w:rPr>
+      </w:pPr>
+      <w:r>
+        <w:rPr>
+          <w:rFonts w:ascii="Raleway Medium" w:eastAsiaTheme="minorHAnsi" w:hAnsi="Raleway Medium"/>
+          <w:color w:val="2C2E82" w:themeColor="accent1"/>
+          <w:lang w:eastAsia="en-US"/>
+        </w:rPr>
+        <w:t>{{LRR_SKILL_3}}</w:t>
+      </w:r>
+    </w:p>
+    <w:p w14:paraId="SKBL40">
+      <w:pPr>
+        <w:pStyle w:val="ListParagraph"/>
+        <w:numPr>
+          <w:ilvl w:val="0"/>
+          <w:numId w:val="4"/>
+        </w:numPr>
+        <w:tabs>
+          <w:tab w:val="left" w:pos="1483"/>
+        </w:tabs>
+        <w:spacing w:after="0" w:line="240" w:lineRule="auto"/>
+        <w:jc w:val="both"/>
+        <w:rPr>
+          <w:rFonts w:ascii="Raleway Medium" w:eastAsiaTheme="minorHAnsi" w:hAnsi="Raleway Medium"/>
+          <w:color w:val="2C2E82" w:themeColor="accent1"/>
+          <w:lang w:eastAsia="en-US"/>
+        </w:rPr>
+      </w:pPr>
+      <w:r>
+        <w:rPr>
+          <w:rFonts w:ascii="Raleway Medium" w:eastAsiaTheme="minorHAnsi" w:hAnsi="Raleway Medium"/>
+          <w:color w:val="2C2E82" w:themeColor="accent1"/>
+          <w:lang w:eastAsia="en-US"/>
+        </w:rPr>
+        <w:t>{{LRR_SKILL_4}}</w:t>
+      </w:r>
+    </w:p>
+    <w:p w14:paraId="SKBL50">
+      <w:pPr>
+        <w:pStyle w:val="ListParagraph"/>
+        <w:numPr>
+          <w:ilvl w:val="0"/>
+          <w:numId w:val="4"/>
+        </w:numPr>
+        <w:tabs>
+          <w:tab w:val="left" w:pos="1483"/>
+        </w:tabs>
+        <w:spacing w:after="0" w:line="240" w:lineRule="auto"/>
+        <w:jc w:val="both"/>
+        <w:rPr>
+          <w:rFonts w:ascii="Raleway Medium" w:eastAsiaTheme="minorHAnsi" w:hAnsi="Raleway Medium"/>
+          <w:color w:val="2C2E82" w:themeColor="accent1"/>
+          <w:lang w:eastAsia="en-US"/>
+        </w:rPr>
+      </w:pPr>
+      <w:r>
+        <w:rPr>
+          <w:rFonts w:ascii="Raleway Medium" w:eastAsiaTheme="minorHAnsi" w:hAnsi="Raleway Medium"/>
+          <w:color w:val="2C2E82" w:themeColor="accent1"/>
+          <w:lang w:eastAsia="en-US"/>
+        </w:rPr>
+        <w:t>{{LRR_SKILL_5}}</w:t>
+      </w:r>
+    </w:p>
+    <w:p w14:paraId="SKBL60">
+      <w:pPr>
+        <w:pStyle w:val="ListParagraph"/>
+        <w:numPr>
+          <w:ilvl w:val="0"/>
+          <w:numId w:val="4"/>
+        </w:numPr>
+        <w:tabs>
+          <w:tab w:val="left" w:pos="1483"/>
+        </w:tabs>
+        <w:spacing w:after="0" w:line="240" w:lineRule="auto"/>
+        <w:jc w:val="both"/>
+        <w:rPr>
+          <w:rFonts w:ascii="Raleway Medium" w:eastAsiaTheme="minorHAnsi" w:hAnsi="Raleway Medium"/>
+          <w:color w:val="2C2E82" w:themeColor="accent1"/>
+          <w:lang w:eastAsia="en-US"/>
+        </w:rPr>
+      </w:pPr>
+      <w:r>
+        <w:rPr>
+          <w:rFonts w:ascii="Raleway Medium" w:eastAsiaTheme="minorHAnsi" w:hAnsi="Raleway Medium"/>
+          <w:color w:val="2C2E82" w:themeColor="accent1"/>
+          <w:lang w:eastAsia="en-US"/>
+        </w:rPr>
+        <w:t>{{LRR_SKILL_6}}</w:t>
+      </w:r>
+    </w:p>
+    <w:p w14:paraId="SKBL70">
+      <w:pPr>
+        <w:pStyle w:val="ListParagraph"/>
+        <w:numPr>
+          <w:ilvl w:val="0"/>
+          <w:numId w:val="4"/>
+        </w:numPr>
+        <w:tabs>
+          <w:tab w:val="left" w:pos="1483"/>
+        </w:tabs>
+        <w:spacing w:after="0" w:line="240" w:lineRule="auto"/>
+        <w:jc w:val="both"/>
+        <w:rPr>
+          <w:rFonts w:ascii="Raleway Medium" w:eastAsiaTheme="minorHAnsi" w:hAnsi="Raleway Medium"/>
+          <w:color w:val="2C2E82" w:themeColor="accent1"/>
+          <w:lang w:eastAsia="en-US"/>
+        </w:rPr>
+      </w:pPr>
+      <w:r>
+        <w:rPr>
+          <w:rFonts w:ascii="Raleway Medium" w:eastAsiaTheme="minorHAnsi" w:hAnsi="Raleway Medium"/>
+          <w:color w:val="2C2E82" w:themeColor="accent1"/>
+          <w:lang w:eastAsia="en-US"/>
+        </w:rPr>
+        <w:t>{{LRR_SKILL_7}}</w:t>
+      </w:r>
+    </w:p>
+    <w:p w14:paraId="SKBL80">
+      <w:pPr>
+        <w:pStyle w:val="ListParagraph"/>
+        <w:numPr>
+          <w:ilvl w:val="0"/>
+          <w:numId w:val="4"/>
+        </w:numPr>
+        <w:tabs>
+          <w:tab w:val="left" w:pos="1483"/>
+        </w:tabs>
+        <w:spacing w:after="0" w:line="240" w:lineRule="auto"/>
+        <w:jc w:val="both"/>
+        <w:rPr>
+          <w:rFonts w:ascii="Raleway Medium" w:eastAsiaTheme="minorHAnsi" w:hAnsi="Raleway Medium"/>
+          <w:color w:val="2C2E82" w:themeColor="accent1"/>
+          <w:lang w:eastAsia="en-US"/>
+        </w:rPr>
+      </w:pPr>
+      <w:r>
+        <w:rPr>
+          <w:rFonts w:ascii="Raleway Medium" w:eastAsiaTheme="minorHAnsi" w:hAnsi="Raleway Medium"/>
+          <w:color w:val="2C2E82" w:themeColor="accent1"/>
+          <w:lang w:eastAsia="en-US"/>
+        </w:rPr>
+        <w:t>{{LRR_SKILL_8}}</w:t>
+      </w:r>
+    </w:p>
+    <w:p w14:paraId="SKBL90">
+      <w:pPr>
+        <w:pStyle w:val="ListParagraph"/>
+        <w:numPr>
+          <w:ilvl w:val="0"/>
+          <w:numId w:val="4"/>
+        </w:numPr>
+        <w:tabs>
+          <w:tab w:val="left" w:pos="1483"/>
+        </w:tabs>
+        <w:spacing w:after="0" w:line="240" w:lineRule="auto"/>
+        <w:jc w:val="both"/>
+        <w:rPr>
+          <w:rFonts w:ascii="Raleway Medium" w:eastAsiaTheme="minorHAnsi" w:hAnsi="Raleway Medium"/>
+          <w:color w:val="2C2E82" w:themeColor="accent1"/>
+          <w:lang w:eastAsia="en-US"/>
+        </w:rPr>
+      </w:pPr>
+      <w:r>
+        <w:rPr>
+          <w:rFonts w:ascii="Raleway Medium" w:eastAsiaTheme="minorHAnsi" w:hAnsi="Raleway Medium"/>
+          <w:color w:val="2C2E82" w:themeColor="accent1"/>
+          <w:lang w:eastAsia="en-US"/>
+        </w:rPr>
+        <w:t>{{LRR_SKILL_9}}</w:t>
+      </w:r>
+    </w:p>
+    <w:p w14:paraId="SKBL100">
+      <w:pPr>
+        <w:pStyle w:val="ListParagraph"/>
+        <w:numPr>
+          <w:ilvl w:val="0"/>
+          <w:numId w:val="4"/>
+        </w:numPr>
+        <w:tabs>
+          <w:tab w:val="left" w:pos="1483"/>
+        </w:tabs>
+        <w:spacing w:after="0" w:line="240" w:lineRule="auto"/>
+        <w:jc w:val="both"/>
+        <w:rPr>
+          <w:rFonts w:ascii="Raleway Medium" w:eastAsiaTheme="minorHAnsi" w:hAnsi="Raleway Medium"/>
+          <w:color w:val="2C2E82" w:themeColor="accent1"/>
+          <w:lang w:eastAsia="en-US"/>
+        </w:rPr>
+      </w:pPr>
+      <w:r>
+        <w:rPr>
+          <w:rFonts w:ascii="Raleway Medium" w:eastAsiaTheme="minorHAnsi" w:hAnsi="Raleway Medium"/>
+          <w:color w:val="2C2E82" w:themeColor="accent1"/>
+          <w:lang w:eastAsia="en-US"/>
+        </w:rPr>
+        <w:t>{{LRR_SKILL_10}}</w:t>
+      </w:r>
+    </w:p>
+    <w:p w14:paraId="SKBL110">
+      <w:pPr>
+        <w:pStyle w:val="ListParagraph"/>
+        <w:numPr>
+          <w:ilvl w:val="0"/>
+          <w:numId w:val="4"/>
+        </w:numPr>
+        <w:tabs>
+          <w:tab w:val="left" w:pos="1483"/>
+        </w:tabs>
+        <w:spacing w:after="0" w:line="240" w:lineRule="auto"/>
+        <w:jc w:val="both"/>
+        <w:rPr>
+          <w:rFonts w:ascii="Raleway Medium" w:eastAsiaTheme="minorHAnsi" w:hAnsi="Raleway Medium"/>
+          <w:color w:val="2C2E82" w:themeColor="accent1"/>
+          <w:lang w:eastAsia="en-US"/>
+        </w:rPr>
+      </w:pPr>
+      <w:r>
+        <w:rPr>
+          <w:rFonts w:ascii="Raleway Medium" w:eastAsiaTheme="minorHAnsi" w:hAnsi="Raleway Medium"/>
+          <w:color w:val="2C2E82" w:themeColor="accent1"/>
+          <w:lang w:eastAsia="en-US"/>
+        </w:rPr>
+        <w:t>{{LRR_SKILL_11}}</w:t>
+      </w:r>
+    </w:p>
+    <w:p w14:paraId="SKSSP2">
+      <w:pPr>
+        <w:spacing w:after="0"/>
+        <w:jc w:val="both"/>
+        <w:rPr>
+          <w:color w:val="002060"/>
+        </w:rPr>
+      </w:pPr>
+    </w:p>
+    <w:p w14:paraId="SKHK00">
+      <w:pPr>
+        <w:spacing w:after="0"/>
+        <w:rPr>
+          <w:color w:val="002060"/>
+        </w:rPr>
+      </w:pPr>
+      <w:r>
+        <w:rPr>
+          <w:color w:val="002060"/>
+        </w:rPr>
+        <w:t>Key Skills</w:t>
+      </w:r>
+    </w:p>
+    <w:p w14:paraId="SKBK10">
+      <w:pPr>
+        <w:pStyle w:val="ListParagraph"/>
+        <w:numPr>
+          <w:ilvl w:val="0"/>
+          <w:numId w:val="4"/>
+        </w:numPr>
+        <w:tabs>
+          <w:tab w:val="left" w:pos="1483"/>
+        </w:tabs>
+        <w:spacing w:after="0" w:line="240" w:lineRule="auto"/>
+        <w:jc w:val="both"/>
+        <w:rPr>
+          <w:rFonts w:ascii="Raleway Medium" w:eastAsiaTheme="minorHAnsi" w:hAnsi="Raleway Medium"/>
+          <w:color w:val="2C2E82" w:themeColor="accent1"/>
+          <w:lang w:eastAsia="en-US"/>
+        </w:rPr>
+      </w:pPr>
+      <w:r>
+        <w:rPr>
+          <w:rFonts w:ascii="Raleway Medium" w:eastAsiaTheme="minorHAnsi" w:hAnsi="Raleway Medium"/>
+          <w:color w:val="2C2E82" w:themeColor="accent1"/>
+          <w:lang w:eastAsia="en-US"/>
+        </w:rPr>
+        <w:t>{{KEY_SKILL_1}}</w:t>
+      </w:r>
+    </w:p>
+    <w:p w14:paraId="SKBK20">
+      <w:pPr>
+        <w:pStyle w:val="ListParagraph"/>
+        <w:numPr>
+          <w:ilvl w:val="0"/>
+          <w:numId w:val="4"/>
+        </w:numPr>
+        <w:tabs>
+          <w:tab w:val="left" w:pos="1483"/>
+        </w:tabs>
+        <w:spacing w:after="0" w:line="240" w:lineRule="auto"/>
+        <w:jc w:val="both"/>
+        <w:rPr>
+          <w:rFonts w:ascii="Raleway Medium" w:eastAsiaTheme="minorHAnsi" w:hAnsi="Raleway Medium"/>
+          <w:color w:val="2C2E82" w:themeColor="accent1"/>
+          <w:lang w:eastAsia="en-US"/>
+        </w:rPr>
+      </w:pPr>
+      <w:r>
+        <w:rPr>
+          <w:rFonts w:ascii="Raleway Medium" w:eastAsiaTheme="minorHAnsi" w:hAnsi="Raleway Medium"/>
+          <w:color w:val="2C2E82" w:themeColor="accent1"/>
+          <w:lang w:eastAsia="en-US"/>
+        </w:rPr>
+        <w:t>{{KEY_SKILL_2}}</w:t>
+      </w:r>
+    </w:p>
+    <w:p w14:paraId="SKBK30">
+      <w:pPr>
+        <w:pStyle w:val="ListParagraph"/>
+        <w:numPr>
+          <w:ilvl w:val="0"/>
+          <w:numId w:val="4"/>
+        </w:numPr>
+        <w:tabs>
+          <w:tab w:val="left" w:pos="1483"/>
+        </w:tabs>
+        <w:spacing w:after="0" w:line="240" w:lineRule="auto"/>
+        <w:jc w:val="both"/>
+        <w:rPr>
+          <w:rFonts w:ascii="Raleway Medium" w:eastAsiaTheme="minorHAnsi" w:hAnsi="Raleway Medium"/>
+          <w:color w:val="2C2E82" w:themeColor="accent1"/>
+          <w:lang w:eastAsia="en-US"/>
+        </w:rPr>
+      </w:pPr>
+      <w:r>
+        <w:rPr>
+          <w:rFonts w:ascii="Raleway Medium" w:eastAsiaTheme="minorHAnsi" w:hAnsi="Raleway Medium"/>
+          <w:color w:val="2C2E82" w:themeColor="accent1"/>
+          <w:lang w:eastAsia="en-US"/>
+        </w:rPr>
+        <w:t>{{KEY_SKILL_3}}</w:t>
+      </w:r>
+    </w:p>
+    <w:p w14:paraId="SKBK40">
+      <w:pPr>
+        <w:pStyle w:val="ListParagraph"/>
+        <w:numPr>
+          <w:ilvl w:val="0"/>
+          <w:numId w:val="4"/>
+        </w:numPr>
+        <w:tabs>
+          <w:tab w:val="left" w:pos="1483"/>
+        </w:tabs>
+        <w:spacing w:after="0" w:line="240" w:lineRule="auto"/>
+        <w:jc w:val="both"/>
+        <w:rPr>
+          <w:rFonts w:ascii="Raleway Medium" w:eastAsiaTheme="minorHAnsi" w:hAnsi="Raleway Medium"/>
+          <w:color w:val="2C2E82" w:themeColor="accent1"/>
+          <w:lang w:eastAsia="en-US"/>
+        </w:rPr>
+      </w:pPr>
+      <w:r>
+        <w:rPr>
+          <w:rFonts w:ascii="Raleway Medium" w:eastAsiaTheme="minorHAnsi" w:hAnsi="Raleway Medium"/>
+          <w:color w:val="2C2E82" w:themeColor="accent1"/>
+          <w:lang w:eastAsia="en-US"/>
+        </w:rPr>
+        <w:t>{{KEY_SKILL_4}}</w:t>
+      </w:r>
+    </w:p>
+    <w:p w14:paraId="SKBK50">
+      <w:pPr>
+        <w:pStyle w:val="ListParagraph"/>
+        <w:numPr>
+          <w:ilvl w:val="0"/>
+          <w:numId w:val="4"/>
+        </w:numPr>
+        <w:tabs>
+          <w:tab w:val="left" w:pos="1483"/>
+        </w:tabs>
+        <w:spacing w:after="0" w:line="240" w:lineRule="auto"/>
+        <w:jc w:val="both"/>
+        <w:rPr>
+          <w:rFonts w:ascii="Raleway Medium" w:eastAsiaTheme="minorHAnsi" w:hAnsi="Raleway Medium"/>
+          <w:color w:val="2C2E82" w:themeColor="accent1"/>
+          <w:lang w:eastAsia="en-US"/>
+        </w:rPr>
+      </w:pPr>
+      <w:r>
+        <w:rPr>
+          <w:rFonts w:ascii="Raleway Medium" w:eastAsiaTheme="minorHAnsi" w:hAnsi="Raleway Medium"/>
+          <w:color w:val="2C2E82" w:themeColor="accent1"/>
+          <w:lang w:eastAsia="en-US"/>
+        </w:rPr>
+        <w:t>{{KEY_SKILL_5}}</w:t>
+      </w:r>
+    </w:p>
+    <w:p w14:paraId="SKBK60">
+      <w:pPr>
+        <w:pStyle w:val="ListParagraph"/>
+        <w:numPr>
+          <w:ilvl w:val="0"/>
+          <w:numId w:val="4"/>
+        </w:numPr>
+        <w:tabs>
+          <w:tab w:val="left" w:pos="1483"/>
+        </w:tabs>
+        <w:spacing w:after="0" w:line="240" w:lineRule="auto"/>
+        <w:jc w:val="both"/>
+        <w:rPr>
+          <w:rFonts w:ascii="Raleway Medium" w:eastAsiaTheme="minorHAnsi" w:hAnsi="Raleway Medium"/>
+          <w:color w:val="2C2E82" w:themeColor="accent1"/>
+          <w:lang w:eastAsia="en-US"/>
+        </w:rPr>
+      </w:pPr>
+      <w:r>
+        <w:rPr>
+          <w:rFonts w:ascii="Raleway Medium" w:eastAsiaTheme="minorHAnsi" w:hAnsi="Raleway Medium"/>
+          <w:color w:val="2C2E82" w:themeColor="accent1"/>
+          <w:lang w:eastAsia="en-US"/>
+        </w:rPr>
+        <w:t>{{KEY_SKILL_6}}</w:t>
+      </w:r>
+    </w:p>
+    <w:p w14:paraId="SKBK70">
+      <w:pPr>
+        <w:pStyle w:val="ListParagraph"/>
+        <w:numPr>
+          <w:ilvl w:val="0"/>
+          <w:numId w:val="4"/>
+        </w:numPr>
+        <w:tabs>
+          <w:tab w:val="left" w:pos="1483"/>
+        </w:tabs>
+        <w:spacing w:after="0" w:line="240" w:lineRule="auto"/>
+        <w:jc w:val="both"/>
+        <w:rPr>
+          <w:rFonts w:ascii="Raleway Medium" w:eastAsiaTheme="minorHAnsi" w:hAnsi="Raleway Medium"/>
+          <w:color w:val="2C2E82" w:themeColor="accent1"/>
+          <w:lang w:eastAsia="en-US"/>
+        </w:rPr>
+      </w:pPr>
+      <w:r>
+        <w:rPr>
+          <w:rFonts w:ascii="Raleway Medium" w:eastAsiaTheme="minorHAnsi" w:hAnsi="Raleway Medium"/>
+          <w:color w:val="2C2E82" w:themeColor="accent1"/>
+          <w:lang w:eastAsia="en-US"/>
+        </w:rPr>
+        <w:t>{{KEY_SKILL_7}}</w:t>
+      </w:r>
+    </w:p>
+    <w:p w14:paraId="SKBK80">
+      <w:pPr>
+        <w:pStyle w:val="ListParagraph"/>
+        <w:numPr>
+          <w:ilvl w:val="0"/>
+          <w:numId w:val="4"/>
+        </w:numPr>
+        <w:tabs>
+          <w:tab w:val="left" w:pos="1483"/>
+        </w:tabs>
+        <w:spacing w:after="0" w:line="240" w:lineRule="auto"/>
+        <w:jc w:val="both"/>
+        <w:rPr>
+          <w:rFonts w:ascii="Raleway Medium" w:eastAsiaTheme="minorHAnsi" w:hAnsi="Raleway Medium"/>
+          <w:color w:val="2C2E82" w:themeColor="accent1"/>
+          <w:lang w:eastAsia="en-US"/>
+        </w:rPr>
+      </w:pPr>
+      <w:r>
+        <w:rPr>
+          <w:rFonts w:ascii="Raleway Medium" w:eastAsiaTheme="minorHAnsi" w:hAnsi="Raleway Medium"/>
+          <w:color w:val="2C2E82" w:themeColor="accent1"/>
+          <w:lang w:eastAsia="en-US"/>
+        </w:rPr>
+        <w:t>{{KEY_SKILL_8}}</w:t>
+      </w:r>
+    </w:p>
+    <w:p w14:paraId="SKBK90">
+      <w:pPr>
+        <w:pStyle w:val="ListParagraph"/>
+        <w:numPr>
+          <w:ilvl w:val="0"/>
+          <w:numId w:val="4"/>
+        </w:numPr>
+        <w:tabs>
+          <w:tab w:val="left" w:pos="1483"/>
+        </w:tabs>
+        <w:spacing w:after="0" w:line="240" w:lineRule="auto"/>
+        <w:jc w:val="both"/>
+        <w:rPr>
+          <w:rFonts w:ascii="Raleway Medium" w:eastAsiaTheme="minorHAnsi" w:hAnsi="Raleway Medium"/>
+          <w:color w:val="2C2E82" w:themeColor="accent1"/>
+          <w:lang w:eastAsia="en-US"/>
+        </w:rPr>
+      </w:pPr>
+      <w:r>
+        <w:rPr>
+          <w:rFonts w:ascii="Raleway Medium" w:eastAsiaTheme="minorHAnsi" w:hAnsi="Raleway Medium"/>
+          <w:color w:val="2C2E82" w:themeColor="accent1"/>
+          <w:lang w:eastAsia="en-US"/>
+        </w:rPr>
+        <w:t>{{KEY_SKILL_9}}</w:t>
+      </w:r>
+    </w:p>
+    <w:p w14:paraId="SKBK100">
+      <w:pPr>
+        <w:pStyle w:val="ListParagraph"/>
+        <w:numPr>
+          <w:ilvl w:val="0"/>
+          <w:numId w:val="4"/>
+        </w:numPr>
+        <w:tabs>
+          <w:tab w:val="left" w:pos="1483"/>
+        </w:tabs>
+        <w:spacing w:after="0" w:line="240" w:lineRule="auto"/>
+        <w:jc w:val="both"/>
+        <w:rPr>
+          <w:rFonts w:ascii="Raleway Medium" w:eastAsiaTheme="minorHAnsi" w:hAnsi="Raleway Medium"/>
+          <w:color w:val="2C2E82" w:themeColor="accent1"/>
+          <w:lang w:eastAsia="en-US"/>
+        </w:rPr>
+      </w:pPr>
+      <w:r>
+        <w:rPr>
+          <w:rFonts w:ascii="Raleway Medium" w:eastAsiaTheme="minorHAnsi" w:hAnsi="Raleway Medium"/>
+          <w:color w:val="2C2E82" w:themeColor="accent1"/>
+          <w:lang w:eastAsia="en-US"/>
+        </w:rPr>
+        <w:t>{{KEY_SKILL_10}}</w:t>
+      </w:r>
+    </w:p>
+    <w:p>
+      <w:pPr>
+        <w:spacing w:after="0"/>
+        <w:rPr>
+          <w:color w:val="002060"/>
+        </w:rPr>
+      </w:pPr>
+    </w:p>
+    <w:p>
+      <w:pPr>
+        <w:spacing w:after="0"/>
+        <w:rPr>
+          <w:color w:val="2C2E82" w:themeColor="accent1"/>
+        </w:rPr>
+      </w:pPr>
+      <w:r>
+        <w:rPr>
+          <w:color w:val="2C2E82" w:themeColor="accent1"/>
+        </w:rPr>
+        <w:t>Executive Overview</w:t>
+      </w:r>
+    </w:p>
+    <w:p>
+      <w:pPr>
+        <w:pStyle w:val="ListParagraph"/>
+        <w:numPr>
+          <w:ilvl w:val="0"/>
+          <w:numId w:val="4"/>
+        </w:numPr>
+        <w:tabs>
+          <w:tab w:val="left" w:pos="1483"/>
+        </w:tabs>
+        <w:spacing w:after="0" w:line="240" w:lineRule="auto"/>
+        <w:jc w:val="both"/>
+        <w:rPr>
+          <w:rFonts w:ascii="Raleway Medium" w:eastAsiaTheme="minorHAnsi" w:hAnsi="Raleway Medium"/>
+          <w:color w:val="2C2E82" w:themeColor="accent1"/>
+          <w:lang w:eastAsia="en-US"/>
+        </w:rPr>
+      </w:pPr>
+      <w:r>
+        <w:rPr>
+          <w:rFonts w:ascii="Raleway Medium" w:eastAsiaTheme="minorHAnsi" w:hAnsi="Raleway Medium"/>
+          <w:color w:val="2C2E82" w:themeColor="accent1"/>
+          <w:lang w:eastAsia="en-US"/>
+        </w:rPr>
+        <w:t>{{EXEC_OVERVIEW_BULLET_1}}</w:t>
+      </w:r>
+    </w:p>
+    <w:p>
+      <w:pPr>
+        <w:pStyle w:val="ListParagraph"/>
+        <w:numPr>
+          <w:ilvl w:val="0"/>
+          <w:numId w:val="4"/>
+        </w:numPr>
+        <w:tabs>
+          <w:tab w:val="left" w:pos="1483"/>
+        </w:tabs>
+        <w:spacing w:after="0" w:line="240" w:lineRule="auto"/>
+        <w:jc w:val="both"/>
+        <w:rPr>
+          <w:rFonts w:ascii="Raleway Medium" w:eastAsiaTheme="minorHAnsi" w:hAnsi="Raleway Medium"/>
+          <w:color w:val="2C2E82" w:themeColor="accent1"/>
+          <w:lang w:eastAsia="en-US"/>
+        </w:rPr>
+      </w:pPr>
+      <w:r>
+        <w:rPr>
+          <w:rFonts w:ascii="Raleway Medium" w:eastAsiaTheme="minorHAnsi" w:hAnsi="Raleway Medium"/>
+          <w:color w:val="2C2E82" w:themeColor="accent1"/>
+          <w:lang w:eastAsia="en-US"/>
+        </w:rPr>
+        <w:t>{{EXEC_OVERVIEW_BULLET_2}}</w:t>
+      </w:r>
+    </w:p>
+    <w:p>
+      <w:pPr>
+        <w:pStyle w:val="ListParagraph"/>
+        <w:numPr>
+          <w:ilvl w:val="0"/>
+          <w:numId w:val="4"/>
+        </w:numPr>
+        <w:tabs>
+          <w:tab w:val="left" w:pos="1483"/>
+        </w:tabs>
+        <w:spacing w:after="0" w:line="240" w:lineRule="auto"/>
+        <w:jc w:val="both"/>
+        <w:rPr>
+          <w:rFonts w:ascii="Raleway Medium" w:eastAsiaTheme="minorHAnsi" w:hAnsi="Raleway Medium"/>
+          <w:color w:val="2C2E82" w:themeColor="accent1"/>
+          <w:lang w:eastAsia="en-US"/>
+        </w:rPr>
+      </w:pPr>
+      <w:r>
+        <w:rPr>
+          <w:rFonts w:ascii="Raleway Medium" w:eastAsiaTheme="minorHAnsi" w:hAnsi="Raleway Medium"/>
+          <w:color w:val="2C2E82" w:themeColor="accent1"/>
+          <w:lang w:eastAsia="en-US"/>
+        </w:rPr>
+        <w:t>{{EXEC_OVERVIEW_BULLET_3}}</w:t>
+      </w:r>
+    </w:p>
+    <w:p>
+      <w:pPr>
+        <w:pStyle w:val="ListParagraph"/>
+        <w:numPr>
+          <w:ilvl w:val="0"/>
+          <w:numId w:val="4"/>
+        </w:numPr>
+        <w:tabs>
+          <w:tab w:val="left" w:pos="1483"/>
+        </w:tabs>
+        <w:spacing w:after="0" w:line="240" w:lineRule="auto"/>
+        <w:jc w:val="both"/>
+        <w:rPr>
+          <w:rFonts w:ascii="Raleway Medium" w:eastAsiaTheme="minorHAnsi" w:hAnsi="Raleway Medium"/>
+          <w:color w:val="2C2E82" w:themeColor="accent1"/>
+          <w:lang w:eastAsia="en-US"/>
+        </w:rPr>
+      </w:pPr>
+      <w:r>
+        <w:rPr>
+          <w:rFonts w:ascii="Raleway Medium" w:eastAsiaTheme="minorHAnsi" w:hAnsi="Raleway Medium"/>
+          <w:color w:val="2C2E82" w:themeColor="accent1"/>
+          <w:lang w:eastAsia="en-US"/>
+        </w:rPr>
+        <w:t>{{EXEC_OVERVIEW_BULLET_4}}</w:t>
+      </w:r>
+    </w:p>
+    <w:p>
+      <w:pPr>
+        <w:pStyle w:val="ListParagraph"/>
+        <w:numPr>
+          <w:ilvl w:val="0"/>
+          <w:numId w:val="4"/>
+        </w:numPr>
+        <w:tabs>
+          <w:tab w:val="left" w:pos="1483"/>
+        </w:tabs>
+        <w:spacing w:after="0" w:line="240" w:lineRule="auto"/>
+        <w:jc w:val="both"/>
+        <w:rPr>
+          <w:rFonts w:ascii="Raleway Medium" w:eastAsiaTheme="minorHAnsi" w:hAnsi="Raleway Medium"/>
+          <w:color w:val="2C2E82" w:themeColor="accent1"/>
+          <w:lang w:eastAsia="en-US"/>
+        </w:rPr>
+      </w:pPr>
+      <w:r>
+        <w:rPr>
+          <w:rFonts w:ascii="Raleway Medium" w:eastAsiaTheme="minorHAnsi" w:hAnsi="Raleway Medium"/>
+          <w:color w:val="2C2E82" w:themeColor="accent1"/>
+          <w:lang w:eastAsia="en-US"/>
+        </w:rPr>
+        <w:t>{{EXEC_OVERVIEW_BULLET_5}}</w:t>
+      </w:r>
+    </w:p>
+    <w:p>
+      <w:pPr>
+        <w:pStyle w:val="ListParagraph"/>
+        <w:numPr>
+          <w:ilvl w:val="0"/>
+          <w:numId w:val="4"/>
+        </w:numPr>
+        <w:tabs>
+          <w:tab w:val="left" w:pos="1483"/>
+        </w:tabs>
+        <w:spacing w:after="0" w:line="240" w:lineRule="auto"/>
+        <w:jc w:val="both"/>
+        <w:rPr>
+          <w:rFonts w:ascii="Raleway Medium" w:eastAsiaTheme="minorHAnsi" w:hAnsi="Raleway Medium"/>
+          <w:color w:val="2C2E82" w:themeColor="accent1"/>
+          <w:lang w:eastAsia="en-US"/>
+        </w:rPr>
+      </w:pPr>
+      <w:r>
+        <w:rPr>
+          <w:rFonts w:ascii="Raleway Medium" w:eastAsiaTheme="minorHAnsi" w:hAnsi="Raleway Medium"/>
+          <w:color w:val="2C2E82" w:themeColor="accent1"/>
+          <w:lang w:eastAsia="en-US"/>
+        </w:rPr>
         <w:t>{{EXEC_OVERVIEW_BULLET_6}}</w:t>
       </w:r>
     </w:p>
@@ -595,6 +1334,36 @@
           <w:color w:val="2C2E82" w:themeColor="accent1"/>
         </w:rPr>
         <w:t>{{BUSINESS_EXPERIENCE_BLOCK}}</w:t>
+      </w:r>
+    </w:p>
+    <w:p w14:paraId="EX012E5F034">
+      <w:pPr>
+        <w:spacing w:after="0"/>
+        <w:rPr>
+          <w:b/>
+          <w:bCs/>
+          <w:color w:val="2C2E82" w:themeColor="accent1"/>
+          <w:sz w:val="32"/>
+          <w:szCs w:val="32"/>
+        </w:rPr>
+      </w:pPr>
+      <w:r>
+        <w:rPr>
+          <w:b/>
+          <w:bCs/>
+          <w:color w:val="2C2E82" w:themeColor="accent1"/>
+          <w:sz w:val="32"/>
+          <w:szCs w:val="32"/>
+        </w:rPr>
+        <w:t>Executive Experience</w:t>
+      </w:r>
+    </w:p>
+    <w:p w14:paraId="EXB001">
+      <w:pPr>
+        <w:spacing w:after="0"/>
+      </w:pPr>
+      <w:r>
+        <w:t>{{EXECUTIVE_EXPERIENCE_BLOCK}}</w:t>
       </w:r>
     </w:p>
     <w:p/>

--- a/templates/Global_Candidate_Profile_EA_India.docx
+++ b/templates/Global_Candidate_Profile_EA_India.docx
@@ -1686,6 +1686,11 @@
         </w:rPr>
         <w:t>Professional Qualifications</w:t>
       </w:r>
+    </w:p>
+    <w:p w14:paraId="SPC00001">
+      <w:pPr>
+        <w:spacing w:after="0"/>
+      </w:pPr>
     </w:p>
     <w:p>
       <w:pPr>

--- a/templates/Global_Candidate_Profile_EA_India.docx
+++ b/templates/Global_Candidate_Profile_EA_India.docx
@@ -2080,6 +2080,33 @@
           <w:color w:val="2C2E82" w:themeColor="accent1"/>
         </w:rPr>
       </w:pPr>
+    </w:p>
+    <w:p>
+      <w:pPr>
+        <w:spacing w:after="0"/>
+        <w:jc w:val="both"/>
+        <w:rPr>
+          <w:b/>
+          <w:bCs/>
+          <w:color w:val="2C2E82" w:themeColor="accent1"/>
+        </w:rPr>
+      </w:pPr>
+      <w:r>
+        <w:rPr>
+          <w:b/>
+          <w:bCs/>
+          <w:color w:val="2C2E82" w:themeColor="accent1"/>
+        </w:rPr>
+        <w:t>Technical Skills</w:t>
+        <w:tab/>
+        <w:tab/>
+      </w:r>
+      <w:r>
+        <w:rPr>
+          <w:color w:val="2C2E82" w:themeColor="accent1"/>
+        </w:rPr>
+        <w:t>{{TECH_SKILLS}}</w:t>
+      </w:r>
     </w:p>
     <w:p>
       <w:pPr>

--- a/templates/Global_Candidate_Profile_EA_India.docx
+++ b/templates/Global_Candidate_Profile_EA_India.docx
@@ -1501,6 +1501,11 @@
         <w:t>{{EDU_1_EXTRA}}</w:t>
       </w:r>
     </w:p>
+    <w:p w14:paraId="SP100001">
+      <w:pPr>
+        <w:spacing w:after="0"/>
+      </w:pPr>
+    </w:p>
     <w:p>
       <w:pPr>
         <w:spacing w:after="0"/>
@@ -1558,6 +1563,11 @@
         </w:rPr>
         <w:t>{{EDU_2_EXTRA}}</w:t>
       </w:r>
+    </w:p>
+    <w:p w14:paraId="SP100002">
+      <w:pPr>
+        <w:spacing w:after="0"/>
+      </w:pPr>
     </w:p>
     <w:p w14:paraId="E3Y252B45D7">
       <w:pPr>

--- a/templates/Global_Candidate_Profile_EA_India.docx
+++ b/templates/Global_Candidate_Profile_EA_India.docx
@@ -52,7 +52,7 @@
           <w:sz w:val="32"/>
           <w:szCs w:val="32"/>
         </w:rPr>
-        <w:t xml:space="preserve">{{CANDIDATE_NAME}} | {{CURRENT_EMPLOYER}}</w:t>
+        <w:t>{{CANDIDATE_NAME}} | {{CURRENT_EMPLOYER}}</w:t>
       </w:r>
     </w:p>
     <w:p>
@@ -265,6 +265,7 @@
           <w:sz w:val="32"/>
           <w:szCs w:val="32"/>
         </w:rPr>
+        <w:lastRenderedPageBreak/>
         <w:t>Summary</w:t>
       </w:r>
     </w:p>
@@ -295,7 +296,7 @@
         <w:t>{{SUMMARY_INTRO}}</w:t>
       </w:r>
     </w:p>
-    <w:p w14:paraId="SKHE00">
+    <w:p>
       <w:pPr>
         <w:spacing w:after="0"/>
         <w:rPr>
@@ -309,7 +310,7 @@
         <w:t>Experience</w:t>
       </w:r>
     </w:p>
-    <w:p w14:paraId="SKBE10">
+    <w:p>
       <w:pPr>
         <w:pStyle w:val="ListParagraph"/>
         <w:numPr>
@@ -336,7 +337,7 @@
         <w:t>{{EXP_SKILL_1}}</w:t>
       </w:r>
     </w:p>
-    <w:p w14:paraId="SKBE20">
+    <w:p>
       <w:pPr>
         <w:pStyle w:val="ListParagraph"/>
         <w:numPr>
@@ -363,7 +364,7 @@
         <w:t>{{EXP_SKILL_2}}</w:t>
       </w:r>
     </w:p>
-    <w:p w14:paraId="SKBE30">
+    <w:p>
       <w:pPr>
         <w:pStyle w:val="ListParagraph"/>
         <w:numPr>
@@ -390,7 +391,7 @@
         <w:t>{{EXP_SKILL_3}}</w:t>
       </w:r>
     </w:p>
-    <w:p w14:paraId="SKBE40">
+    <w:p>
       <w:pPr>
         <w:pStyle w:val="ListParagraph"/>
         <w:numPr>
@@ -417,7 +418,7 @@
         <w:t>{{EXP_SKILL_4}}</w:t>
       </w:r>
     </w:p>
-    <w:p w14:paraId="SKBE50">
+    <w:p>
       <w:pPr>
         <w:pStyle w:val="ListParagraph"/>
         <w:numPr>
@@ -444,7 +445,7 @@
         <w:t>{{EXP_SKILL_5}}</w:t>
       </w:r>
     </w:p>
-    <w:p w14:paraId="SKBE60">
+    <w:p>
       <w:pPr>
         <w:pStyle w:val="ListParagraph"/>
         <w:numPr>
@@ -471,7 +472,7 @@
         <w:t>{{EXP_SKILL_6}}</w:t>
       </w:r>
     </w:p>
-    <w:p w14:paraId="SKSSP1">
+    <w:p>
       <w:pPr>
         <w:spacing w:after="0"/>
         <w:jc w:val="both"/>
@@ -480,7 +481,7 @@
         </w:rPr>
       </w:pPr>
     </w:p>
-    <w:p w14:paraId="SKHL00">
+    <w:p>
       <w:pPr>
         <w:spacing w:after="0"/>
         <w:rPr>
@@ -494,7 +495,7 @@
         <w:t>Legal, Risk &amp; Regulatory Expertise</w:t>
       </w:r>
     </w:p>
-    <w:p w14:paraId="SKBL10">
+    <w:p>
       <w:pPr>
         <w:pStyle w:val="ListParagraph"/>
         <w:numPr>
@@ -521,7 +522,7 @@
         <w:t>{{LRR_SKILL_1}}</w:t>
       </w:r>
     </w:p>
-    <w:p w14:paraId="SKBL20">
+    <w:p>
       <w:pPr>
         <w:pStyle w:val="ListParagraph"/>
         <w:numPr>
@@ -548,7 +549,7 @@
         <w:t>{{LRR_SKILL_2}}</w:t>
       </w:r>
     </w:p>
-    <w:p w14:paraId="SKBL30">
+    <w:p>
       <w:pPr>
         <w:pStyle w:val="ListParagraph"/>
         <w:numPr>
@@ -575,7 +576,7 @@
         <w:t>{{LRR_SKILL_3}}</w:t>
       </w:r>
     </w:p>
-    <w:p w14:paraId="SKBL40">
+    <w:p>
       <w:pPr>
         <w:pStyle w:val="ListParagraph"/>
         <w:numPr>
@@ -602,7 +603,7 @@
         <w:t>{{LRR_SKILL_4}}</w:t>
       </w:r>
     </w:p>
-    <w:p w14:paraId="SKBL50">
+    <w:p>
       <w:pPr>
         <w:pStyle w:val="ListParagraph"/>
         <w:numPr>
@@ -629,7 +630,7 @@
         <w:t>{{LRR_SKILL_5}}</w:t>
       </w:r>
     </w:p>
-    <w:p w14:paraId="SKBL60">
+    <w:p>
       <w:pPr>
         <w:pStyle w:val="ListParagraph"/>
         <w:numPr>
@@ -656,7 +657,7 @@
         <w:t>{{LRR_SKILL_6}}</w:t>
       </w:r>
     </w:p>
-    <w:p w14:paraId="SKBL70">
+    <w:p>
       <w:pPr>
         <w:pStyle w:val="ListParagraph"/>
         <w:numPr>
@@ -683,7 +684,7 @@
         <w:t>{{LRR_SKILL_7}}</w:t>
       </w:r>
     </w:p>
-    <w:p w14:paraId="SKBL80">
+    <w:p>
       <w:pPr>
         <w:pStyle w:val="ListParagraph"/>
         <w:numPr>
@@ -710,7 +711,7 @@
         <w:t>{{LRR_SKILL_8}}</w:t>
       </w:r>
     </w:p>
-    <w:p w14:paraId="SKBL90">
+    <w:p>
       <w:pPr>
         <w:pStyle w:val="ListParagraph"/>
         <w:numPr>
@@ -737,7 +738,7 @@
         <w:t>{{LRR_SKILL_9}}</w:t>
       </w:r>
     </w:p>
-    <w:p w14:paraId="SKBL100">
+    <w:p>
       <w:pPr>
         <w:pStyle w:val="ListParagraph"/>
         <w:numPr>
@@ -764,7 +765,7 @@
         <w:t>{{LRR_SKILL_10}}</w:t>
       </w:r>
     </w:p>
-    <w:p w14:paraId="SKBL110">
+    <w:p>
       <w:pPr>
         <w:pStyle w:val="ListParagraph"/>
         <w:numPr>
@@ -791,7 +792,7 @@
         <w:t>{{LRR_SKILL_11}}</w:t>
       </w:r>
     </w:p>
-    <w:p w14:paraId="SKSSP2">
+    <w:p>
       <w:pPr>
         <w:spacing w:after="0"/>
         <w:jc w:val="both"/>
@@ -800,7 +801,7 @@
         </w:rPr>
       </w:pPr>
     </w:p>
-    <w:p w14:paraId="SKHK00">
+    <w:p>
       <w:pPr>
         <w:spacing w:after="0"/>
         <w:rPr>
@@ -814,7 +815,7 @@
         <w:t>Key Skills</w:t>
       </w:r>
     </w:p>
-    <w:p w14:paraId="SKBK10">
+    <w:p>
       <w:pPr>
         <w:pStyle w:val="ListParagraph"/>
         <w:numPr>
@@ -841,7 +842,7 @@
         <w:t>{{KEY_SKILL_1}}</w:t>
       </w:r>
     </w:p>
-    <w:p w14:paraId="SKBK20">
+    <w:p>
       <w:pPr>
         <w:pStyle w:val="ListParagraph"/>
         <w:numPr>
@@ -868,7 +869,7 @@
         <w:t>{{KEY_SKILL_2}}</w:t>
       </w:r>
     </w:p>
-    <w:p w14:paraId="SKBK30">
+    <w:p>
       <w:pPr>
         <w:pStyle w:val="ListParagraph"/>
         <w:numPr>
@@ -895,7 +896,7 @@
         <w:t>{{KEY_SKILL_3}}</w:t>
       </w:r>
     </w:p>
-    <w:p w14:paraId="SKBK40">
+    <w:p>
       <w:pPr>
         <w:pStyle w:val="ListParagraph"/>
         <w:numPr>
@@ -922,7 +923,7 @@
         <w:t>{{KEY_SKILL_4}}</w:t>
       </w:r>
     </w:p>
-    <w:p w14:paraId="SKBK50">
+    <w:p>
       <w:pPr>
         <w:pStyle w:val="ListParagraph"/>
         <w:numPr>
@@ -949,7 +950,7 @@
         <w:t>{{KEY_SKILL_5}}</w:t>
       </w:r>
     </w:p>
-    <w:p w14:paraId="SKBK60">
+    <w:p>
       <w:pPr>
         <w:pStyle w:val="ListParagraph"/>
         <w:numPr>
@@ -976,7 +977,7 @@
         <w:t>{{KEY_SKILL_6}}</w:t>
       </w:r>
     </w:p>
-    <w:p w14:paraId="SKBK70">
+    <w:p>
       <w:pPr>
         <w:pStyle w:val="ListParagraph"/>
         <w:numPr>
@@ -1003,7 +1004,7 @@
         <w:t>{{KEY_SKILL_7}}</w:t>
       </w:r>
     </w:p>
-    <w:p w14:paraId="SKBK80">
+    <w:p>
       <w:pPr>
         <w:pStyle w:val="ListParagraph"/>
         <w:numPr>
@@ -1030,7 +1031,7 @@
         <w:t>{{KEY_SKILL_8}}</w:t>
       </w:r>
     </w:p>
-    <w:p w14:paraId="SKBK90">
+    <w:p>
       <w:pPr>
         <w:pStyle w:val="ListParagraph"/>
         <w:numPr>
@@ -1057,7 +1058,7 @@
         <w:t>{{KEY_SKILL_9}}</w:t>
       </w:r>
     </w:p>
-    <w:p w14:paraId="SKBK100">
+    <w:p>
       <w:pPr>
         <w:pStyle w:val="ListParagraph"/>
         <w:numPr>
@@ -1303,6 +1304,7 @@
           <w:sz w:val="32"/>
           <w:szCs w:val="32"/>
         </w:rPr>
+        <w:lastRenderedPageBreak/>
         <w:t>Business Experience</w:t>
       </w:r>
     </w:p>
@@ -1336,7 +1338,7 @@
         <w:t>{{BUSINESS_EXPERIENCE_BLOCK}}</w:t>
       </w:r>
     </w:p>
-    <w:p w14:paraId="EX012E5F034">
+    <w:p>
       <w:pPr>
         <w:spacing w:after="0"/>
         <w:rPr>
@@ -1358,7 +1360,7 @@
         <w:t>Executive Experience</w:t>
       </w:r>
     </w:p>
-    <w:p w14:paraId="EXB001">
+    <w:p>
       <w:pPr>
         <w:spacing w:after="0"/>
       </w:pPr>
@@ -1460,6 +1462,13 @@
           <w:color w:val="2C2E82" w:themeColor="accent1"/>
         </w:rPr>
         <w:t>{{EDU_1_YEAR}}:</w:t>
+      </w:r>
+      <w:r>
+        <w:rPr>
+          <w:b/>
+          <w:bCs/>
+          <w:color w:val="2C2E82" w:themeColor="accent1"/>
+        </w:rPr>
         <w:tab/>
       </w:r>
       <w:r>
@@ -1501,7 +1510,7 @@
         <w:t>{{EDU_1_EXTRA}}</w:t>
       </w:r>
     </w:p>
-    <w:p w14:paraId="SP100001">
+    <w:p>
       <w:pPr>
         <w:spacing w:after="0"/>
       </w:pPr>
@@ -1523,6 +1532,13 @@
           <w:color w:val="2C2E82" w:themeColor="accent1"/>
         </w:rPr>
         <w:t>{{EDU_2_YEAR}}:</w:t>
+      </w:r>
+      <w:r>
+        <w:rPr>
+          <w:b/>
+          <w:bCs/>
+          <w:color w:val="2C2E82" w:themeColor="accent1"/>
+        </w:rPr>
         <w:tab/>
       </w:r>
       <w:r>
@@ -1564,12 +1580,12 @@
         <w:t>{{EDU_2_EXTRA}}</w:t>
       </w:r>
     </w:p>
-    <w:p w14:paraId="SP100002">
-      <w:pPr>
-        <w:spacing w:after="0"/>
-      </w:pPr>
-    </w:p>
-    <w:p w14:paraId="E3Y252B45D7">
+    <w:p>
+      <w:pPr>
+        <w:spacing w:after="0"/>
+      </w:pPr>
+    </w:p>
+    <w:p>
       <w:pPr>
         <w:spacing w:after="0"/>
         <w:ind w:left="2880" w:hanging="2880"/>
@@ -1586,6 +1602,13 @@
           <w:color w:val="2C2E82" w:themeColor="accent1"/>
         </w:rPr>
         <w:t>{{EDU_3_YEAR}}:</w:t>
+      </w:r>
+      <w:r>
+        <w:rPr>
+          <w:b/>
+          <w:bCs/>
+          <w:color w:val="2C2E82" w:themeColor="accent1"/>
+        </w:rPr>
         <w:tab/>
       </w:r>
       <w:r>
@@ -1594,38 +1617,10 @@
           <w:bCs/>
           <w:color w:val="002060"/>
         </w:rPr>
-        <w:t>{{EDU_2_INSTITUTION}}</w:t>
-      </w:r>
-    </w:p>
-    <w:p w14:paraId="E3I252B45D7">
-      <w:pPr>
-        <w:spacing w:after="0"/>
-        <w:ind w:left="2880" w:hanging="2880"/>
-        <w:rPr>
-          <w:b/>
-          <w:bCs/>
-          <w:color w:val="2C2E82" w:themeColor="accent1"/>
-        </w:rPr>
-      </w:pPr>
-      <w:r>
-        <w:rPr>
-          <w:b/>
-          <w:bCs/>
-          <w:color w:val="2C2E82" w:themeColor="accent1"/>
-        </w:rPr>
-        <w:t>{{EDU_2_YEAR}}:</w:t>
-        <w:tab/>
-      </w:r>
-      <w:r>
-        <w:rPr>
-          <w:b/>
-          <w:bCs/>
-          <w:color w:val="002060"/>
-        </w:rPr>
         <w:t>{{EDU_3_INSTITUTION}}</w:t>
       </w:r>
     </w:p>
-    <w:p w14:paraId="E3D0822E3B6">
+    <w:p>
       <w:pPr>
         <w:spacing w:after="0"/>
         <w:ind w:left="2880"/>
@@ -1640,7 +1635,7 @@
         <w:t>{{EDU_3_DEGREE}}</w:t>
       </w:r>
     </w:p>
-    <w:p w14:paraId="E3E3D865CBE">
+    <w:p>
       <w:pPr>
         <w:spacing w:after="0"/>
         <w:ind w:left="2880"/>
@@ -1697,7 +1692,7 @@
         <w:t>Professional Qualifications</w:t>
       </w:r>
     </w:p>
-    <w:p w14:paraId="SPC00001">
+    <w:p>
       <w:pPr>
         <w:spacing w:after="0"/>
       </w:pPr>
@@ -1733,6 +1728,13 @@
           <w:color w:val="2C2E82" w:themeColor="accent1"/>
         </w:rPr>
         <w:t>{{QUAL_1_YEAR}}:</w:t>
+      </w:r>
+      <w:r>
+        <w:rPr>
+          <w:b/>
+          <w:bCs/>
+          <w:color w:val="2C2E82" w:themeColor="accent1"/>
+        </w:rPr>
         <w:tab/>
       </w:r>
       <w:r>
@@ -1759,6 +1761,13 @@
           <w:color w:val="2C2E82" w:themeColor="accent1"/>
         </w:rPr>
         <w:t>{{QUAL_2_YEAR}}:</w:t>
+      </w:r>
+      <w:r>
+        <w:rPr>
+          <w:b/>
+          <w:bCs/>
+          <w:color w:val="2C2E82" w:themeColor="accent1"/>
+        </w:rPr>
         <w:tab/>
       </w:r>
       <w:r>
@@ -1785,6 +1794,13 @@
           <w:color w:val="2C2E82" w:themeColor="accent1"/>
         </w:rPr>
         <w:t>{{QUAL_3_YEAR}}:</w:t>
+      </w:r>
+      <w:r>
+        <w:rPr>
+          <w:b/>
+          <w:bCs/>
+          <w:color w:val="2C2E82" w:themeColor="accent1"/>
+        </w:rPr>
         <w:tab/>
       </w:r>
       <w:r>
@@ -1811,6 +1827,13 @@
           <w:color w:val="2C2E82" w:themeColor="accent1"/>
         </w:rPr>
         <w:t>{{QUAL_4_YEAR}}:</w:t>
+      </w:r>
+      <w:r>
+        <w:rPr>
+          <w:b/>
+          <w:bCs/>
+          <w:color w:val="2C2E82" w:themeColor="accent1"/>
+        </w:rPr>
         <w:tab/>
       </w:r>
       <w:r>
@@ -1837,6 +1860,13 @@
           <w:color w:val="2C2E82" w:themeColor="accent1"/>
         </w:rPr>
         <w:t>{{QUAL_5_YEAR}}:</w:t>
+      </w:r>
+      <w:r>
+        <w:rPr>
+          <w:b/>
+          <w:bCs/>
+          <w:color w:val="2C2E82" w:themeColor="accent1"/>
+        </w:rPr>
         <w:tab/>
       </w:r>
       <w:r>
@@ -1849,9 +1879,50 @@
     <w:p>
       <w:pPr>
         <w:spacing w:after="0"/>
-      </w:pPr>
-    </w:p>
-    <w:p w14:paraId="AF0150D28D7">
+        <w:jc w:val="both"/>
+        <w:rPr>
+          <w:b/>
+          <w:bCs/>
+          <w:color w:val="2C2E82" w:themeColor="accent1"/>
+        </w:rPr>
+      </w:pPr>
+      <w:r>
+        <w:rPr>
+          <w:b/>
+          <w:bCs/>
+          <w:color w:val="2C2E82" w:themeColor="accent1"/>
+        </w:rPr>
+        <w:t>Technical Skills</w:t>
+      </w:r>
+      <w:r>
+        <w:rPr>
+          <w:b/>
+          <w:bCs/>
+          <w:color w:val="2C2E82" w:themeColor="accent1"/>
+        </w:rPr>
+        <w:tab/>
+      </w:r>
+      <w:r>
+        <w:rPr>
+          <w:b/>
+          <w:bCs/>
+          <w:color w:val="2C2E82" w:themeColor="accent1"/>
+        </w:rPr>
+        <w:tab/>
+      </w:r>
+      <w:r>
+        <w:rPr>
+          <w:color w:val="2C2E82" w:themeColor="accent1"/>
+        </w:rPr>
+        <w:t>{{TECH_SKILLS}}</w:t>
+      </w:r>
+    </w:p>
+    <w:p>
+      <w:pPr>
+        <w:spacing w:after="0"/>
+      </w:pPr>
+    </w:p>
+    <w:p>
       <w:pPr>
         <w:spacing w:after="0"/>
         <w:rPr>
@@ -1877,7 +1948,7 @@
         <w:t>Professional Affiliations</w:t>
       </w:r>
     </w:p>
-    <w:p w14:paraId="AF13AF68F84">
+    <w:p>
       <w:pPr>
         <w:spacing w:after="0"/>
         <w:ind w:left="2880" w:hanging="2880"/>
@@ -1894,6 +1965,13 @@
           <w:color w:val="2C2E82" w:themeColor="accent1"/>
         </w:rPr>
         <w:t>{{AFFIL_1_YEAR}}:</w:t>
+      </w:r>
+      <w:r>
+        <w:rPr>
+          <w:b/>
+          <w:bCs/>
+          <w:color w:val="2C2E82" w:themeColor="accent1"/>
+        </w:rPr>
         <w:tab/>
       </w:r>
       <w:r>
@@ -1903,7 +1981,7 @@
         <w:t>{{AFFIL_1_TEXT}}</w:t>
       </w:r>
     </w:p>
-    <w:p w14:paraId="AF23AF68F84">
+    <w:p>
       <w:pPr>
         <w:spacing w:after="0"/>
         <w:ind w:left="2880" w:hanging="2880"/>
@@ -1920,6 +1998,13 @@
           <w:color w:val="2C2E82" w:themeColor="accent1"/>
         </w:rPr>
         <w:t>{{AFFIL_2_YEAR}}:</w:t>
+      </w:r>
+      <w:r>
+        <w:rPr>
+          <w:b/>
+          <w:bCs/>
+          <w:color w:val="2C2E82" w:themeColor="accent1"/>
+        </w:rPr>
         <w:tab/>
       </w:r>
       <w:r>
@@ -1929,7 +2014,7 @@
         <w:t>{{AFFIL_2_TEXT}}</w:t>
       </w:r>
     </w:p>
-    <w:p w14:paraId="AF33AF68F84">
+    <w:p>
       <w:pPr>
         <w:spacing w:after="0"/>
         <w:ind w:left="2880" w:hanging="2880"/>
@@ -1946,6 +2031,13 @@
           <w:color w:val="2C2E82" w:themeColor="accent1"/>
         </w:rPr>
         <w:t>{{AFFIL_3_YEAR}}:</w:t>
+      </w:r>
+      <w:r>
+        <w:rPr>
+          <w:b/>
+          <w:bCs/>
+          <w:color w:val="2C2E82" w:themeColor="accent1"/>
+        </w:rPr>
         <w:tab/>
       </w:r>
       <w:r>
@@ -1955,7 +2047,7 @@
         <w:t>{{AFFIL_3_TEXT}}</w:t>
       </w:r>
     </w:p>
-    <w:p w14:paraId="AF43AF68F84">
+    <w:p>
       <w:pPr>
         <w:spacing w:after="0"/>
         <w:ind w:left="2880" w:hanging="2880"/>
@@ -1971,7 +2063,15 @@
           <w:bCs/>
           <w:color w:val="2C2E82" w:themeColor="accent1"/>
         </w:rPr>
+        <w:lastRenderedPageBreak/>
         <w:t>{{AFFIL_4_YEAR}}:</w:t>
+      </w:r>
+      <w:r>
+        <w:rPr>
+          <w:b/>
+          <w:bCs/>
+          <w:color w:val="2C2E82" w:themeColor="accent1"/>
+        </w:rPr>
         <w:tab/>
       </w:r>
       <w:r>
@@ -1981,7 +2081,7 @@
         <w:t>{{AFFIL_4_TEXT}}</w:t>
       </w:r>
     </w:p>
-    <w:p w14:paraId="AF53AF68F84">
+    <w:p>
       <w:pPr>
         <w:spacing w:after="0"/>
         <w:ind w:left="2880" w:hanging="2880"/>
@@ -1998,6 +2098,13 @@
           <w:color w:val="2C2E82" w:themeColor="accent1"/>
         </w:rPr>
         <w:t>{{AFFIL_5_YEAR}}:</w:t>
+      </w:r>
+      <w:r>
+        <w:rPr>
+          <w:b/>
+          <w:bCs/>
+          <w:color w:val="2C2E82" w:themeColor="accent1"/>
+        </w:rPr>
         <w:tab/>
       </w:r>
       <w:r>
@@ -2034,11 +2141,33 @@
           <w:color w:val="2C2E82" w:themeColor="accent1"/>
         </w:rPr>
         <w:t>Nationality</w:t>
+      </w:r>
+      <w:r>
+        <w:rPr>
+          <w:b/>
+          <w:bCs/>
+          <w:color w:val="2C2E82" w:themeColor="accent1"/>
+        </w:rPr>
         <w:tab/>
+      </w:r>
+      <w:r>
+        <w:rPr>
+          <w:b/>
+          <w:bCs/>
+          <w:color w:val="2C2E82" w:themeColor="accent1"/>
+        </w:rPr>
         <w:tab/>
       </w:r>
       <w:r>
         <w:rPr>
+          <w:b/>
+          <w:bCs/>
+          <w:color w:val="2C2E82" w:themeColor="accent1"/>
+        </w:rPr>
+        <w:tab/>
+      </w:r>
+      <w:r>
+        <w:rPr>
           <w:color w:val="2C2E82" w:themeColor="accent1"/>
         </w:rPr>
         <w:t>{{NATIONALITY}}</w:t>
@@ -2071,11 +2200,33 @@
           <w:color w:val="2C2E82" w:themeColor="accent1"/>
         </w:rPr>
         <w:t>Languages</w:t>
+      </w:r>
+      <w:r>
+        <w:rPr>
+          <w:b/>
+          <w:bCs/>
+          <w:color w:val="2C2E82" w:themeColor="accent1"/>
+        </w:rPr>
         <w:tab/>
+      </w:r>
+      <w:r>
+        <w:rPr>
+          <w:b/>
+          <w:bCs/>
+          <w:color w:val="2C2E82" w:themeColor="accent1"/>
+        </w:rPr>
         <w:tab/>
       </w:r>
       <w:r>
         <w:rPr>
+          <w:b/>
+          <w:bCs/>
+          <w:color w:val="2C2E82" w:themeColor="accent1"/>
+        </w:rPr>
+        <w:tab/>
+      </w:r>
+      <w:r>
+        <w:rPr>
           <w:color w:val="2C2E82" w:themeColor="accent1"/>
         </w:rPr>
         <w:t>{{LANGUAGES}}</w:t>
@@ -2107,35 +2258,30 @@
           <w:bCs/>
           <w:color w:val="2C2E82" w:themeColor="accent1"/>
         </w:rPr>
-        <w:t>Technical Skills</w:t>
+        <w:t>Interests</w:t>
+      </w:r>
+      <w:r>
+        <w:rPr>
+          <w:b/>
+          <w:bCs/>
+          <w:color w:val="2C2E82" w:themeColor="accent1"/>
+        </w:rPr>
         <w:tab/>
+      </w:r>
+      <w:r>
+        <w:rPr>
+          <w:b/>
+          <w:bCs/>
+          <w:color w:val="2C2E82" w:themeColor="accent1"/>
+        </w:rPr>
         <w:tab/>
       </w:r>
       <w:r>
         <w:rPr>
-          <w:color w:val="2C2E82" w:themeColor="accent1"/>
-        </w:rPr>
-        <w:t>{{TECH_SKILLS}}</w:t>
-      </w:r>
-    </w:p>
-    <w:p>
-      <w:pPr>
-        <w:spacing w:after="0"/>
-        <w:jc w:val="both"/>
-        <w:rPr>
-          <w:b/>
-          <w:bCs/>
-          <w:color w:val="2C2E82" w:themeColor="accent1"/>
-        </w:rPr>
-      </w:pPr>
-      <w:r>
-        <w:rPr>
-          <w:b/>
-          <w:bCs/>
-          <w:color w:val="2C2E82" w:themeColor="accent1"/>
-        </w:rPr>
-        <w:t>Interests</w:t>
-        <w:tab/>
+          <w:b/>
+          <w:bCs/>
+          <w:color w:val="2C2E82" w:themeColor="accent1"/>
+        </w:rPr>
         <w:tab/>
       </w:r>
       <w:r>
@@ -2212,6 +2358,13 @@
           <w:color w:val="2C2E82" w:themeColor="accent1"/>
         </w:rPr>
         <w:t>{{VOL_1_DATES}}:</w:t>
+      </w:r>
+      <w:r>
+        <w:rPr>
+          <w:b/>
+          <w:bCs/>
+          <w:color w:val="2C2E82" w:themeColor="accent1"/>
+        </w:rPr>
         <w:tab/>
       </w:r>
       <w:r>
@@ -2253,6 +2406,13 @@
           <w:color w:val="2C2E82" w:themeColor="accent1"/>
         </w:rPr>
         <w:t>{{VOL_2_DATES}}:</w:t>
+      </w:r>
+      <w:r>
+        <w:rPr>
+          <w:b/>
+          <w:bCs/>
+          <w:color w:val="2C2E82" w:themeColor="accent1"/>
+        </w:rPr>
         <w:tab/>
       </w:r>
       <w:r>
@@ -2294,6 +2454,13 @@
           <w:color w:val="2C2E82" w:themeColor="accent1"/>
         </w:rPr>
         <w:t>{{VOL_3_DATES}}:</w:t>
+      </w:r>
+      <w:r>
+        <w:rPr>
+          <w:b/>
+          <w:bCs/>
+          <w:color w:val="2C2E82" w:themeColor="accent1"/>
+        </w:rPr>
         <w:tab/>
       </w:r>
       <w:r>
@@ -2708,7 +2875,7 @@
         <v:path o:extrusionok="f" gradientshapeok="t" o:connecttype="rect"/>
         <o:lock v:ext="edit" aspectratio="t"/>
       </v:shapetype>
-      <v:shape id="_x0000_i1025" type="#_x0000_t75" style="width:15.7pt;height:17.1pt" o:bullet="t">
+      <v:shape id="_x0000_i1025" type="#_x0000_t75" style="width:15.5pt;height:17pt" o:bullet="t">
         <v:imagedata r:id="rId1" o:title="Sheffield Haworth-2"/>
       </v:shape>
     </w:pict>
@@ -4135,21 +4302,6 @@
 </file>
 
 <file path=customXml/item1.xml><?xml version="1.0" encoding="utf-8"?>
-<p:properties xmlns:p="http://schemas.microsoft.com/office/2006/metadata/properties" xmlns:xsi="http://www.w3.org/2001/XMLSchema-instance" xmlns:pc="http://schemas.microsoft.com/office/infopath/2007/PartnerControls">
-  <documentManagement>
-    <lcf76f155ced4ddcb4097134ff3c332f xmlns="e2e6fd63-fb78-4283-80b6-af0c2971b6f0">
-      <Terms xmlns="http://schemas.microsoft.com/office/infopath/2007/PartnerControls"/>
-    </lcf76f155ced4ddcb4097134ff3c332f>
-    <TaxCatchAll xmlns="9e6ef756-01e8-4a5a-b54f-55becc5fec7b" xsi:nil="true"/>
-  </documentManagement>
-</p:properties>
-</file>
-
-<file path=customXml/item2.xml><?xml version="1.0" encoding="utf-8"?>
-<b:Sources xmlns:b="http://schemas.openxmlformats.org/officeDocument/2006/bibliography" xmlns="http://schemas.openxmlformats.org/officeDocument/2006/bibliography" SelectedStyle="\APASixthEditionOfficeOnline.xsl" StyleName="APA" Version="6"/>
-</file>
-
-<file path=customXml/item3.xml><?xml version="1.0" encoding="utf-8"?>
 <ct:contentTypeSchema xmlns:ct="http://schemas.microsoft.com/office/2006/metadata/contentType" xmlns:ma="http://schemas.microsoft.com/office/2006/metadata/properties/metaAttributes" ct:_="" ma:_="" ma:contentTypeName="Document" ma:contentTypeID="0x010100401566626A9B3B43A5C7A7F0C4DDD908" ma:contentTypeVersion="14" ma:contentTypeDescription="Create a new document." ma:contentTypeScope="" ma:versionID="1c424119b5d6a250b6edfe82e519ed48">
   <xsd:schema xmlns:xsd="http://www.w3.org/2001/XMLSchema" xmlns:xs="http://www.w3.org/2001/XMLSchema" xmlns:p="http://schemas.microsoft.com/office/2006/metadata/properties" xmlns:ns2="e2e6fd63-fb78-4283-80b6-af0c2971b6f0" xmlns:ns3="9e6ef756-01e8-4a5a-b54f-55becc5fec7b" targetNamespace="http://schemas.microsoft.com/office/2006/metadata/properties" ma:root="true" ma:fieldsID="bebaad0f3334380fac634af6b6409ad9" ns2:_="" ns3:_="">
     <xsd:import namespace="e2e6fd63-fb78-4283-80b6-af0c2971b6f0"/>
@@ -4378,6 +4530,21 @@
 </ct:contentTypeSchema>
 </file>
 
+<file path=customXml/item2.xml><?xml version="1.0" encoding="utf-8"?>
+<b:Sources xmlns:b="http://schemas.openxmlformats.org/officeDocument/2006/bibliography" xmlns="http://schemas.openxmlformats.org/officeDocument/2006/bibliography" SelectedStyle="\APASixthEditionOfficeOnline.xsl" StyleName="APA" Version="6"/>
+</file>
+
+<file path=customXml/item3.xml><?xml version="1.0" encoding="utf-8"?>
+<p:properties xmlns:p="http://schemas.microsoft.com/office/2006/metadata/properties" xmlns:xsi="http://www.w3.org/2001/XMLSchema-instance" xmlns:pc="http://schemas.microsoft.com/office/infopath/2007/PartnerControls">
+  <documentManagement>
+    <lcf76f155ced4ddcb4097134ff3c332f xmlns="e2e6fd63-fb78-4283-80b6-af0c2971b6f0">
+      <Terms xmlns="http://schemas.microsoft.com/office/infopath/2007/PartnerControls"/>
+    </lcf76f155ced4ddcb4097134ff3c332f>
+    <TaxCatchAll xmlns="9e6ef756-01e8-4a5a-b54f-55becc5fec7b" xsi:nil="true"/>
+  </documentManagement>
+</p:properties>
+</file>
+
 <file path=customXml/item4.xml><?xml version="1.0" encoding="utf-8"?>
 <?mso-contentType ?>
 <FormTemplates xmlns="http://schemas.microsoft.com/sharepoint/v3/contenttype/forms">
@@ -4388,25 +4555,6 @@
 </file>
 
 <file path=customXml/itemProps1.xml><?xml version="1.0" encoding="utf-8"?>
-<ds:datastoreItem xmlns:ds="http://schemas.openxmlformats.org/officeDocument/2006/customXml" ds:itemID="{4DE444B9-96E8-4FE5-B9CB-90F1E3B1AE36}">
-  <ds:schemaRefs>
-    <ds:schemaRef ds:uri="http://schemas.microsoft.com/office/2006/metadata/properties"/>
-    <ds:schemaRef ds:uri="http://schemas.microsoft.com/office/infopath/2007/PartnerControls"/>
-    <ds:schemaRef ds:uri="e2e6fd63-fb78-4283-80b6-af0c2971b6f0"/>
-    <ds:schemaRef ds:uri="9e6ef756-01e8-4a5a-b54f-55becc5fec7b"/>
-  </ds:schemaRefs>
-</ds:datastoreItem>
-</file>
-
-<file path=customXml/itemProps2.xml><?xml version="1.0" encoding="utf-8"?>
-<ds:datastoreItem xmlns:ds="http://schemas.openxmlformats.org/officeDocument/2006/customXml" ds:itemID="{131CD77B-2AA1-44B9-9DDF-E5F6D0569CCC}">
-  <ds:schemaRefs>
-    <ds:schemaRef ds:uri="http://schemas.openxmlformats.org/officeDocument/2006/bibliography"/>
-  </ds:schemaRefs>
-</ds:datastoreItem>
-</file>
-
-<file path=customXml/itemProps3.xml><?xml version="1.0" encoding="utf-8"?>
 <ds:datastoreItem xmlns:ds="http://schemas.openxmlformats.org/officeDocument/2006/customXml" ds:itemID="{748006DA-9321-4219-B19B-BCE202C568A4}">
   <ds:schemaRefs>
     <ds:schemaRef ds:uri="http://schemas.microsoft.com/office/2006/metadata/contentType"/>
@@ -4425,6 +4573,25 @@
 </ds:datastoreItem>
 </file>
 
+<file path=customXml/itemProps2.xml><?xml version="1.0" encoding="utf-8"?>
+<ds:datastoreItem xmlns:ds="http://schemas.openxmlformats.org/officeDocument/2006/customXml" ds:itemID="{131CD77B-2AA1-44B9-9DDF-E5F6D0569CCC}">
+  <ds:schemaRefs>
+    <ds:schemaRef ds:uri="http://schemas.openxmlformats.org/officeDocument/2006/bibliography"/>
+  </ds:schemaRefs>
+</ds:datastoreItem>
+</file>
+
+<file path=customXml/itemProps3.xml><?xml version="1.0" encoding="utf-8"?>
+<ds:datastoreItem xmlns:ds="http://schemas.openxmlformats.org/officeDocument/2006/customXml" ds:itemID="{4DE444B9-96E8-4FE5-B9CB-90F1E3B1AE36}">
+  <ds:schemaRefs>
+    <ds:schemaRef ds:uri="http://schemas.microsoft.com/office/2006/metadata/properties"/>
+    <ds:schemaRef ds:uri="http://schemas.microsoft.com/office/infopath/2007/PartnerControls"/>
+    <ds:schemaRef ds:uri="e2e6fd63-fb78-4283-80b6-af0c2971b6f0"/>
+    <ds:schemaRef ds:uri="9e6ef756-01e8-4a5a-b54f-55becc5fec7b"/>
+  </ds:schemaRefs>
+</ds:datastoreItem>
+</file>
+
 <file path=customXml/itemProps4.xml><?xml version="1.0" encoding="utf-8"?>
 <ds:datastoreItem xmlns:ds="http://schemas.openxmlformats.org/officeDocument/2006/customXml" ds:itemID="{C677762F-4306-4D99-BDCC-E627A5986BB1}">
   <ds:schemaRefs>

--- a/templates/Global_Candidate_Profile_EA_India.docx
+++ b/templates/Global_Candidate_Profile_EA_India.docx
@@ -52,7 +52,7 @@
           <w:sz w:val="32"/>
           <w:szCs w:val="32"/>
         </w:rPr>
-        <w:t>{{CANDIDATE_NAME}} | {{CURRENT_EMPLOYER}}</w:t>
+        <w:t xml:space="preserve">{{CANDIDATE_NAME}} | {{CURRENT_EMPLOYER}}</w:t>
       </w:r>
     </w:p>
     <w:p>
@@ -265,7 +265,6 @@
           <w:sz w:val="32"/>
           <w:szCs w:val="32"/>
         </w:rPr>
-        <w:lastRenderedPageBreak/>
         <w:t>Summary</w:t>
       </w:r>
     </w:p>
@@ -296,7 +295,7 @@
         <w:t>{{SUMMARY_INTRO}}</w:t>
       </w:r>
     </w:p>
-    <w:p>
+    <w:p w14:paraId="SKHE00">
       <w:pPr>
         <w:spacing w:after="0"/>
         <w:rPr>
@@ -310,7 +309,7 @@
         <w:t>Experience</w:t>
       </w:r>
     </w:p>
-    <w:p>
+    <w:p w14:paraId="SKBE10">
       <w:pPr>
         <w:pStyle w:val="ListParagraph"/>
         <w:numPr>
@@ -337,7 +336,7 @@
         <w:t>{{EXP_SKILL_1}}</w:t>
       </w:r>
     </w:p>
-    <w:p>
+    <w:p w14:paraId="SKBE20">
       <w:pPr>
         <w:pStyle w:val="ListParagraph"/>
         <w:numPr>
@@ -364,7 +363,7 @@
         <w:t>{{EXP_SKILL_2}}</w:t>
       </w:r>
     </w:p>
-    <w:p>
+    <w:p w14:paraId="SKBE30">
       <w:pPr>
         <w:pStyle w:val="ListParagraph"/>
         <w:numPr>
@@ -391,7 +390,7 @@
         <w:t>{{EXP_SKILL_3}}</w:t>
       </w:r>
     </w:p>
-    <w:p>
+    <w:p w14:paraId="SKBE40">
       <w:pPr>
         <w:pStyle w:val="ListParagraph"/>
         <w:numPr>
@@ -418,7 +417,7 @@
         <w:t>{{EXP_SKILL_4}}</w:t>
       </w:r>
     </w:p>
-    <w:p>
+    <w:p w14:paraId="SKBE50">
       <w:pPr>
         <w:pStyle w:val="ListParagraph"/>
         <w:numPr>
@@ -445,7 +444,7 @@
         <w:t>{{EXP_SKILL_5}}</w:t>
       </w:r>
     </w:p>
-    <w:p>
+    <w:p w14:paraId="SKBE60">
       <w:pPr>
         <w:pStyle w:val="ListParagraph"/>
         <w:numPr>
@@ -472,7 +471,7 @@
         <w:t>{{EXP_SKILL_6}}</w:t>
       </w:r>
     </w:p>
-    <w:p>
+    <w:p w14:paraId="SKSSP1">
       <w:pPr>
         <w:spacing w:after="0"/>
         <w:jc w:val="both"/>
@@ -481,7 +480,7 @@
         </w:rPr>
       </w:pPr>
     </w:p>
-    <w:p>
+    <w:p w14:paraId="SKHL00">
       <w:pPr>
         <w:spacing w:after="0"/>
         <w:rPr>
@@ -495,7 +494,7 @@
         <w:t>Legal, Risk &amp; Regulatory Expertise</w:t>
       </w:r>
     </w:p>
-    <w:p>
+    <w:p w14:paraId="SKBL10">
       <w:pPr>
         <w:pStyle w:val="ListParagraph"/>
         <w:numPr>
@@ -522,7 +521,7 @@
         <w:t>{{LRR_SKILL_1}}</w:t>
       </w:r>
     </w:p>
-    <w:p>
+    <w:p w14:paraId="SKBL20">
       <w:pPr>
         <w:pStyle w:val="ListParagraph"/>
         <w:numPr>
@@ -549,7 +548,7 @@
         <w:t>{{LRR_SKILL_2}}</w:t>
       </w:r>
     </w:p>
-    <w:p>
+    <w:p w14:paraId="SKBL30">
       <w:pPr>
         <w:pStyle w:val="ListParagraph"/>
         <w:numPr>
@@ -576,7 +575,7 @@
         <w:t>{{LRR_SKILL_3}}</w:t>
       </w:r>
     </w:p>
-    <w:p>
+    <w:p w14:paraId="SKBL40">
       <w:pPr>
         <w:pStyle w:val="ListParagraph"/>
         <w:numPr>
@@ -603,7 +602,7 @@
         <w:t>{{LRR_SKILL_4}}</w:t>
       </w:r>
     </w:p>
-    <w:p>
+    <w:p w14:paraId="SKBL50">
       <w:pPr>
         <w:pStyle w:val="ListParagraph"/>
         <w:numPr>
@@ -630,7 +629,7 @@
         <w:t>{{LRR_SKILL_5}}</w:t>
       </w:r>
     </w:p>
-    <w:p>
+    <w:p w14:paraId="SKBL60">
       <w:pPr>
         <w:pStyle w:val="ListParagraph"/>
         <w:numPr>
@@ -657,7 +656,7 @@
         <w:t>{{LRR_SKILL_6}}</w:t>
       </w:r>
     </w:p>
-    <w:p>
+    <w:p w14:paraId="SKBL70">
       <w:pPr>
         <w:pStyle w:val="ListParagraph"/>
         <w:numPr>
@@ -684,7 +683,7 @@
         <w:t>{{LRR_SKILL_7}}</w:t>
       </w:r>
     </w:p>
-    <w:p>
+    <w:p w14:paraId="SKBL80">
       <w:pPr>
         <w:pStyle w:val="ListParagraph"/>
         <w:numPr>
@@ -711,7 +710,7 @@
         <w:t>{{LRR_SKILL_8}}</w:t>
       </w:r>
     </w:p>
-    <w:p>
+    <w:p w14:paraId="SKBL90">
       <w:pPr>
         <w:pStyle w:val="ListParagraph"/>
         <w:numPr>
@@ -738,7 +737,7 @@
         <w:t>{{LRR_SKILL_9}}</w:t>
       </w:r>
     </w:p>
-    <w:p>
+    <w:p w14:paraId="SKBL100">
       <w:pPr>
         <w:pStyle w:val="ListParagraph"/>
         <w:numPr>
@@ -765,7 +764,7 @@
         <w:t>{{LRR_SKILL_10}}</w:t>
       </w:r>
     </w:p>
-    <w:p>
+    <w:p w14:paraId="SKBL110">
       <w:pPr>
         <w:pStyle w:val="ListParagraph"/>
         <w:numPr>
@@ -792,7 +791,7 @@
         <w:t>{{LRR_SKILL_11}}</w:t>
       </w:r>
     </w:p>
-    <w:p>
+    <w:p w14:paraId="SKSSP2">
       <w:pPr>
         <w:spacing w:after="0"/>
         <w:jc w:val="both"/>
@@ -801,7 +800,7 @@
         </w:rPr>
       </w:pPr>
     </w:p>
-    <w:p>
+    <w:p w14:paraId="SKHK00">
       <w:pPr>
         <w:spacing w:after="0"/>
         <w:rPr>
@@ -815,7 +814,7 @@
         <w:t>Key Skills</w:t>
       </w:r>
     </w:p>
-    <w:p>
+    <w:p w14:paraId="SKBK10">
       <w:pPr>
         <w:pStyle w:val="ListParagraph"/>
         <w:numPr>
@@ -842,7 +841,7 @@
         <w:t>{{KEY_SKILL_1}}</w:t>
       </w:r>
     </w:p>
-    <w:p>
+    <w:p w14:paraId="SKBK20">
       <w:pPr>
         <w:pStyle w:val="ListParagraph"/>
         <w:numPr>
@@ -869,7 +868,7 @@
         <w:t>{{KEY_SKILL_2}}</w:t>
       </w:r>
     </w:p>
-    <w:p>
+    <w:p w14:paraId="SKBK30">
       <w:pPr>
         <w:pStyle w:val="ListParagraph"/>
         <w:numPr>
@@ -896,7 +895,7 @@
         <w:t>{{KEY_SKILL_3}}</w:t>
       </w:r>
     </w:p>
-    <w:p>
+    <w:p w14:paraId="SKBK40">
       <w:pPr>
         <w:pStyle w:val="ListParagraph"/>
         <w:numPr>
@@ -923,7 +922,7 @@
         <w:t>{{KEY_SKILL_4}}</w:t>
       </w:r>
     </w:p>
-    <w:p>
+    <w:p w14:paraId="SKBK50">
       <w:pPr>
         <w:pStyle w:val="ListParagraph"/>
         <w:numPr>
@@ -950,7 +949,7 @@
         <w:t>{{KEY_SKILL_5}}</w:t>
       </w:r>
     </w:p>
-    <w:p>
+    <w:p w14:paraId="SKBK60">
       <w:pPr>
         <w:pStyle w:val="ListParagraph"/>
         <w:numPr>
@@ -977,7 +976,7 @@
         <w:t>{{KEY_SKILL_6}}</w:t>
       </w:r>
     </w:p>
-    <w:p>
+    <w:p w14:paraId="SKBK70">
       <w:pPr>
         <w:pStyle w:val="ListParagraph"/>
         <w:numPr>
@@ -1004,7 +1003,7 @@
         <w:t>{{KEY_SKILL_7}}</w:t>
       </w:r>
     </w:p>
-    <w:p>
+    <w:p w14:paraId="SKBK80">
       <w:pPr>
         <w:pStyle w:val="ListParagraph"/>
         <w:numPr>
@@ -1031,7 +1030,7 @@
         <w:t>{{KEY_SKILL_8}}</w:t>
       </w:r>
     </w:p>
-    <w:p>
+    <w:p w14:paraId="SKBK90">
       <w:pPr>
         <w:pStyle w:val="ListParagraph"/>
         <w:numPr>
@@ -1058,7 +1057,7 @@
         <w:t>{{KEY_SKILL_9}}</w:t>
       </w:r>
     </w:p>
-    <w:p>
+    <w:p w14:paraId="SKBK100">
       <w:pPr>
         <w:pStyle w:val="ListParagraph"/>
         <w:numPr>
@@ -1304,7 +1303,6 @@
           <w:sz w:val="32"/>
           <w:szCs w:val="32"/>
         </w:rPr>
-        <w:lastRenderedPageBreak/>
         <w:t>Business Experience</w:t>
       </w:r>
     </w:p>
@@ -1338,7 +1336,7 @@
         <w:t>{{BUSINESS_EXPERIENCE_BLOCK}}</w:t>
       </w:r>
     </w:p>
-    <w:p>
+    <w:p w14:paraId="EX012E5F034">
       <w:pPr>
         <w:spacing w:after="0"/>
         <w:rPr>
@@ -1360,7 +1358,7 @@
         <w:t>Executive Experience</w:t>
       </w:r>
     </w:p>
-    <w:p>
+    <w:p w14:paraId="EXB001">
       <w:pPr>
         <w:spacing w:after="0"/>
       </w:pPr>
@@ -1368,9 +1366,6 @@
         <w:t>{{EXECUTIVE_EXPERIENCE_BLOCK}}</w:t>
       </w:r>
     </w:p>
-    <w:p/>
-    <w:p/>
-    <w:p/>
     <w:p>
       <w:pPr>
         <w:spacing w:after="0"/>
@@ -1462,13 +1457,6 @@
           <w:color w:val="2C2E82" w:themeColor="accent1"/>
         </w:rPr>
         <w:t>{{EDU_1_YEAR}}:</w:t>
-      </w:r>
-      <w:r>
-        <w:rPr>
-          <w:b/>
-          <w:bCs/>
-          <w:color w:val="2C2E82" w:themeColor="accent1"/>
-        </w:rPr>
         <w:tab/>
       </w:r>
       <w:r>
@@ -1510,7 +1498,7 @@
         <w:t>{{EDU_1_EXTRA}}</w:t>
       </w:r>
     </w:p>
-    <w:p>
+    <w:p w14:paraId="SP100001">
       <w:pPr>
         <w:spacing w:after="0"/>
       </w:pPr>
@@ -1532,13 +1520,6 @@
           <w:color w:val="2C2E82" w:themeColor="accent1"/>
         </w:rPr>
         <w:t>{{EDU_2_YEAR}}:</w:t>
-      </w:r>
-      <w:r>
-        <w:rPr>
-          <w:b/>
-          <w:bCs/>
-          <w:color w:val="2C2E82" w:themeColor="accent1"/>
-        </w:rPr>
         <w:tab/>
       </w:r>
       <w:r>
@@ -1580,7 +1561,7 @@
         <w:t>{{EDU_2_EXTRA}}</w:t>
       </w:r>
     </w:p>
-    <w:p>
+    <w:p w14:paraId="SP100002">
       <w:pPr>
         <w:spacing w:after="0"/>
       </w:pPr>
@@ -1602,13 +1583,6 @@
           <w:color w:val="2C2E82" w:themeColor="accent1"/>
         </w:rPr>
         <w:t>{{EDU_3_YEAR}}:</w:t>
-      </w:r>
-      <w:r>
-        <w:rPr>
-          <w:b/>
-          <w:bCs/>
-          <w:color w:val="2C2E82" w:themeColor="accent1"/>
-        </w:rPr>
         <w:tab/>
       </w:r>
       <w:r>
@@ -1620,7 +1594,7 @@
         <w:t>{{EDU_3_INSTITUTION}}</w:t>
       </w:r>
     </w:p>
-    <w:p>
+    <w:p w14:paraId="E3D0822E3B6">
       <w:pPr>
         <w:spacing w:after="0"/>
         <w:ind w:left="2880"/>
@@ -1635,7 +1609,7 @@
         <w:t>{{EDU_3_DEGREE}}</w:t>
       </w:r>
     </w:p>
-    <w:p>
+    <w:p w14:paraId="E3E3D865CBE">
       <w:pPr>
         <w:spacing w:after="0"/>
         <w:ind w:left="2880"/>
@@ -1692,7 +1666,7 @@
         <w:t>Professional Qualifications</w:t>
       </w:r>
     </w:p>
-    <w:p>
+    <w:p w14:paraId="SPC00001">
       <w:pPr>
         <w:spacing w:after="0"/>
       </w:pPr>
@@ -1728,13 +1702,6 @@
           <w:color w:val="2C2E82" w:themeColor="accent1"/>
         </w:rPr>
         <w:t>{{QUAL_1_YEAR}}:</w:t>
-      </w:r>
-      <w:r>
-        <w:rPr>
-          <w:b/>
-          <w:bCs/>
-          <w:color w:val="2C2E82" w:themeColor="accent1"/>
-        </w:rPr>
         <w:tab/>
       </w:r>
       <w:r>
@@ -1761,13 +1728,6 @@
           <w:color w:val="2C2E82" w:themeColor="accent1"/>
         </w:rPr>
         <w:t>{{QUAL_2_YEAR}}:</w:t>
-      </w:r>
-      <w:r>
-        <w:rPr>
-          <w:b/>
-          <w:bCs/>
-          <w:color w:val="2C2E82" w:themeColor="accent1"/>
-        </w:rPr>
         <w:tab/>
       </w:r>
       <w:r>
@@ -1794,13 +1754,6 @@
           <w:color w:val="2C2E82" w:themeColor="accent1"/>
         </w:rPr>
         <w:t>{{QUAL_3_YEAR}}:</w:t>
-      </w:r>
-      <w:r>
-        <w:rPr>
-          <w:b/>
-          <w:bCs/>
-          <w:color w:val="2C2E82" w:themeColor="accent1"/>
-        </w:rPr>
         <w:tab/>
       </w:r>
       <w:r>
@@ -1827,13 +1780,6 @@
           <w:color w:val="2C2E82" w:themeColor="accent1"/>
         </w:rPr>
         <w:t>{{QUAL_4_YEAR}}:</w:t>
-      </w:r>
-      <w:r>
-        <w:rPr>
-          <w:b/>
-          <w:bCs/>
-          <w:color w:val="2C2E82" w:themeColor="accent1"/>
-        </w:rPr>
         <w:tab/>
       </w:r>
       <w:r>
@@ -1860,13 +1806,6 @@
           <w:color w:val="2C2E82" w:themeColor="accent1"/>
         </w:rPr>
         <w:t>{{QUAL_5_YEAR}}:</w:t>
-      </w:r>
-      <w:r>
-        <w:rPr>
-          <w:b/>
-          <w:bCs/>
-          <w:color w:val="2C2E82" w:themeColor="accent1"/>
-        </w:rPr>
         <w:tab/>
       </w:r>
       <w:r>
@@ -1893,21 +1832,7 @@
           <w:color w:val="2C2E82" w:themeColor="accent1"/>
         </w:rPr>
         <w:t>Technical Skills</w:t>
-      </w:r>
-      <w:r>
-        <w:rPr>
-          <w:b/>
-          <w:bCs/>
-          <w:color w:val="2C2E82" w:themeColor="accent1"/>
-        </w:rPr>
         <w:tab/>
-      </w:r>
-      <w:r>
-        <w:rPr>
-          <w:b/>
-          <w:bCs/>
-          <w:color w:val="2C2E82" w:themeColor="accent1"/>
-        </w:rPr>
         <w:tab/>
       </w:r>
       <w:r>
@@ -1922,7 +1847,7 @@
         <w:spacing w:after="0"/>
       </w:pPr>
     </w:p>
-    <w:p>
+    <w:p w14:paraId="AF0150D28D7">
       <w:pPr>
         <w:spacing w:after="0"/>
         <w:rPr>
@@ -1948,7 +1873,7 @@
         <w:t>Professional Affiliations</w:t>
       </w:r>
     </w:p>
-    <w:p>
+    <w:p w14:paraId="AF13AF68F84">
       <w:pPr>
         <w:spacing w:after="0"/>
         <w:ind w:left="2880" w:hanging="2880"/>
@@ -1965,13 +1890,6 @@
           <w:color w:val="2C2E82" w:themeColor="accent1"/>
         </w:rPr>
         <w:t>{{AFFIL_1_YEAR}}:</w:t>
-      </w:r>
-      <w:r>
-        <w:rPr>
-          <w:b/>
-          <w:bCs/>
-          <w:color w:val="2C2E82" w:themeColor="accent1"/>
-        </w:rPr>
         <w:tab/>
       </w:r>
       <w:r>
@@ -1981,7 +1899,7 @@
         <w:t>{{AFFIL_1_TEXT}}</w:t>
       </w:r>
     </w:p>
-    <w:p>
+    <w:p w14:paraId="AF23AF68F84">
       <w:pPr>
         <w:spacing w:after="0"/>
         <w:ind w:left="2880" w:hanging="2880"/>
@@ -1998,13 +1916,6 @@
           <w:color w:val="2C2E82" w:themeColor="accent1"/>
         </w:rPr>
         <w:t>{{AFFIL_2_YEAR}}:</w:t>
-      </w:r>
-      <w:r>
-        <w:rPr>
-          <w:b/>
-          <w:bCs/>
-          <w:color w:val="2C2E82" w:themeColor="accent1"/>
-        </w:rPr>
         <w:tab/>
       </w:r>
       <w:r>
@@ -2014,7 +1925,7 @@
         <w:t>{{AFFIL_2_TEXT}}</w:t>
       </w:r>
     </w:p>
-    <w:p>
+    <w:p w14:paraId="AF33AF68F84">
       <w:pPr>
         <w:spacing w:after="0"/>
         <w:ind w:left="2880" w:hanging="2880"/>
@@ -2031,13 +1942,6 @@
           <w:color w:val="2C2E82" w:themeColor="accent1"/>
         </w:rPr>
         <w:t>{{AFFIL_3_YEAR}}:</w:t>
-      </w:r>
-      <w:r>
-        <w:rPr>
-          <w:b/>
-          <w:bCs/>
-          <w:color w:val="2C2E82" w:themeColor="accent1"/>
-        </w:rPr>
         <w:tab/>
       </w:r>
       <w:r>
@@ -2047,7 +1951,7 @@
         <w:t>{{AFFIL_3_TEXT}}</w:t>
       </w:r>
     </w:p>
-    <w:p>
+    <w:p w14:paraId="AF43AF68F84">
       <w:pPr>
         <w:spacing w:after="0"/>
         <w:ind w:left="2880" w:hanging="2880"/>
@@ -2063,15 +1967,7 @@
           <w:bCs/>
           <w:color w:val="2C2E82" w:themeColor="accent1"/>
         </w:rPr>
-        <w:lastRenderedPageBreak/>
         <w:t>{{AFFIL_4_YEAR}}:</w:t>
-      </w:r>
-      <w:r>
-        <w:rPr>
-          <w:b/>
-          <w:bCs/>
-          <w:color w:val="2C2E82" w:themeColor="accent1"/>
-        </w:rPr>
         <w:tab/>
       </w:r>
       <w:r>
@@ -2081,7 +1977,7 @@
         <w:t>{{AFFIL_4_TEXT}}</w:t>
       </w:r>
     </w:p>
-    <w:p>
+    <w:p w14:paraId="AF53AF68F84">
       <w:pPr>
         <w:spacing w:after="0"/>
         <w:ind w:left="2880" w:hanging="2880"/>
@@ -2098,13 +1994,6 @@
           <w:color w:val="2C2E82" w:themeColor="accent1"/>
         </w:rPr>
         <w:t>{{AFFIL_5_YEAR}}:</w:t>
-      </w:r>
-      <w:r>
-        <w:rPr>
-          <w:b/>
-          <w:bCs/>
-          <w:color w:val="2C2E82" w:themeColor="accent1"/>
-        </w:rPr>
         <w:tab/>
       </w:r>
       <w:r>
@@ -2141,36 +2030,51 @@
           <w:color w:val="2C2E82" w:themeColor="accent1"/>
         </w:rPr>
         <w:t>Nationality</w:t>
-      </w:r>
-      <w:r>
-        <w:rPr>
-          <w:b/>
-          <w:bCs/>
-          <w:color w:val="2C2E82" w:themeColor="accent1"/>
-        </w:rPr>
         <w:tab/>
-      </w:r>
-      <w:r>
-        <w:rPr>
-          <w:b/>
-          <w:bCs/>
-          <w:color w:val="2C2E82" w:themeColor="accent1"/>
-        </w:rPr>
         <w:tab/>
       </w:r>
       <w:r>
         <w:rPr>
-          <w:b/>
-          <w:bCs/>
-          <w:color w:val="2C2E82" w:themeColor="accent1"/>
-        </w:rPr>
+          <w:color w:val="2C2E82" w:themeColor="accent1"/>
+        </w:rPr>
+        <w:t>{{NATIONALITY}}</w:t>
+      </w:r>
+    </w:p>
+    <w:p>
+      <w:pPr>
+        <w:spacing w:after="0"/>
+        <w:rPr>
+          <w:b/>
+          <w:bCs/>
+          <w:color w:val="2C2E82" w:themeColor="accent1"/>
+        </w:rPr>
+      </w:pPr>
+    </w:p>
+    <w:p>
+      <w:pPr>
+        <w:spacing w:after="0"/>
+        <w:jc w:val="both"/>
+        <w:rPr>
+          <w:b/>
+          <w:bCs/>
+          <w:color w:val="2C2E82" w:themeColor="accent1"/>
+        </w:rPr>
+      </w:pPr>
+      <w:r>
+        <w:rPr>
+          <w:b/>
+          <w:bCs/>
+          <w:color w:val="2C2E82" w:themeColor="accent1"/>
+        </w:rPr>
+        <w:t>Languages</w:t>
         <w:tab/>
-      </w:r>
-      <w:r>
-        <w:rPr>
-          <w:color w:val="2C2E82" w:themeColor="accent1"/>
-        </w:rPr>
-        <w:t>{{NATIONALITY}}</w:t>
+        <w:tab/>
+      </w:r>
+      <w:r>
+        <w:rPr>
+          <w:color w:val="2C2E82" w:themeColor="accent1"/>
+        </w:rPr>
+        <w:t>{{LANGUAGES}}</w:t>
       </w:r>
     </w:p>
     <w:p>
@@ -2199,89 +2103,8 @@
           <w:bCs/>
           <w:color w:val="2C2E82" w:themeColor="accent1"/>
         </w:rPr>
-        <w:t>Languages</w:t>
-      </w:r>
-      <w:r>
-        <w:rPr>
-          <w:b/>
-          <w:bCs/>
-          <w:color w:val="2C2E82" w:themeColor="accent1"/>
-        </w:rPr>
+        <w:t>Interests</w:t>
         <w:tab/>
-      </w:r>
-      <w:r>
-        <w:rPr>
-          <w:b/>
-          <w:bCs/>
-          <w:color w:val="2C2E82" w:themeColor="accent1"/>
-        </w:rPr>
-        <w:tab/>
-      </w:r>
-      <w:r>
-        <w:rPr>
-          <w:b/>
-          <w:bCs/>
-          <w:color w:val="2C2E82" w:themeColor="accent1"/>
-        </w:rPr>
-        <w:tab/>
-      </w:r>
-      <w:r>
-        <w:rPr>
-          <w:color w:val="2C2E82" w:themeColor="accent1"/>
-        </w:rPr>
-        <w:t>{{LANGUAGES}}</w:t>
-      </w:r>
-    </w:p>
-    <w:p>
-      <w:pPr>
-        <w:spacing w:after="0"/>
-        <w:rPr>
-          <w:b/>
-          <w:bCs/>
-          <w:color w:val="2C2E82" w:themeColor="accent1"/>
-        </w:rPr>
-      </w:pPr>
-    </w:p>
-    <w:p>
-      <w:pPr>
-        <w:spacing w:after="0"/>
-        <w:jc w:val="both"/>
-        <w:rPr>
-          <w:b/>
-          <w:bCs/>
-          <w:color w:val="2C2E82" w:themeColor="accent1"/>
-        </w:rPr>
-      </w:pPr>
-      <w:r>
-        <w:rPr>
-          <w:b/>
-          <w:bCs/>
-          <w:color w:val="2C2E82" w:themeColor="accent1"/>
-        </w:rPr>
-        <w:t>Interests</w:t>
-      </w:r>
-      <w:r>
-        <w:rPr>
-          <w:b/>
-          <w:bCs/>
-          <w:color w:val="2C2E82" w:themeColor="accent1"/>
-        </w:rPr>
-        <w:tab/>
-      </w:r>
-      <w:r>
-        <w:rPr>
-          <w:b/>
-          <w:bCs/>
-          <w:color w:val="2C2E82" w:themeColor="accent1"/>
-        </w:rPr>
-        <w:tab/>
-      </w:r>
-      <w:r>
-        <w:rPr>
-          <w:b/>
-          <w:bCs/>
-          <w:color w:val="2C2E82" w:themeColor="accent1"/>
-        </w:rPr>
         <w:tab/>
       </w:r>
       <w:r>
@@ -2358,13 +2181,6 @@
           <w:color w:val="2C2E82" w:themeColor="accent1"/>
         </w:rPr>
         <w:t>{{VOL_1_DATES}}:</w:t>
-      </w:r>
-      <w:r>
-        <w:rPr>
-          <w:b/>
-          <w:bCs/>
-          <w:color w:val="2C2E82" w:themeColor="accent1"/>
-        </w:rPr>
         <w:tab/>
       </w:r>
       <w:r>
@@ -2406,13 +2222,6 @@
           <w:color w:val="2C2E82" w:themeColor="accent1"/>
         </w:rPr>
         <w:t>{{VOL_2_DATES}}:</w:t>
-      </w:r>
-      <w:r>
-        <w:rPr>
-          <w:b/>
-          <w:bCs/>
-          <w:color w:val="2C2E82" w:themeColor="accent1"/>
-        </w:rPr>
         <w:tab/>
       </w:r>
       <w:r>
@@ -2454,13 +2263,6 @@
           <w:color w:val="2C2E82" w:themeColor="accent1"/>
         </w:rPr>
         <w:t>{{VOL_3_DATES}}:</w:t>
-      </w:r>
-      <w:r>
-        <w:rPr>
-          <w:b/>
-          <w:bCs/>
-          <w:color w:val="2C2E82" w:themeColor="accent1"/>
-        </w:rPr>
         <w:tab/>
       </w:r>
       <w:r>
@@ -2875,7 +2677,7 @@
         <v:path o:extrusionok="f" gradientshapeok="t" o:connecttype="rect"/>
         <o:lock v:ext="edit" aspectratio="t"/>
       </v:shapetype>
-      <v:shape id="_x0000_i1025" type="#_x0000_t75" style="width:15.5pt;height:17pt" o:bullet="t">
+      <v:shape id="_x0000_i1025" type="#_x0000_t75" style="width:15.7pt;height:17.1pt" o:bullet="t">
         <v:imagedata r:id="rId1" o:title="Sheffield Haworth-2"/>
       </v:shape>
     </w:pict>
@@ -4302,6 +4104,21 @@
 </file>
 
 <file path=customXml/item1.xml><?xml version="1.0" encoding="utf-8"?>
+<p:properties xmlns:p="http://schemas.microsoft.com/office/2006/metadata/properties" xmlns:xsi="http://www.w3.org/2001/XMLSchema-instance" xmlns:pc="http://schemas.microsoft.com/office/infopath/2007/PartnerControls">
+  <documentManagement>
+    <lcf76f155ced4ddcb4097134ff3c332f xmlns="e2e6fd63-fb78-4283-80b6-af0c2971b6f0">
+      <Terms xmlns="http://schemas.microsoft.com/office/infopath/2007/PartnerControls"/>
+    </lcf76f155ced4ddcb4097134ff3c332f>
+    <TaxCatchAll xmlns="9e6ef756-01e8-4a5a-b54f-55becc5fec7b" xsi:nil="true"/>
+  </documentManagement>
+</p:properties>
+</file>
+
+<file path=customXml/item2.xml><?xml version="1.0" encoding="utf-8"?>
+<b:Sources xmlns:b="http://schemas.openxmlformats.org/officeDocument/2006/bibliography" xmlns="http://schemas.openxmlformats.org/officeDocument/2006/bibliography" SelectedStyle="\APASixthEditionOfficeOnline.xsl" StyleName="APA" Version="6"/>
+</file>
+
+<file path=customXml/item3.xml><?xml version="1.0" encoding="utf-8"?>
 <ct:contentTypeSchema xmlns:ct="http://schemas.microsoft.com/office/2006/metadata/contentType" xmlns:ma="http://schemas.microsoft.com/office/2006/metadata/properties/metaAttributes" ct:_="" ma:_="" ma:contentTypeName="Document" ma:contentTypeID="0x010100401566626A9B3B43A5C7A7F0C4DDD908" ma:contentTypeVersion="14" ma:contentTypeDescription="Create a new document." ma:contentTypeScope="" ma:versionID="1c424119b5d6a250b6edfe82e519ed48">
   <xsd:schema xmlns:xsd="http://www.w3.org/2001/XMLSchema" xmlns:xs="http://www.w3.org/2001/XMLSchema" xmlns:p="http://schemas.microsoft.com/office/2006/metadata/properties" xmlns:ns2="e2e6fd63-fb78-4283-80b6-af0c2971b6f0" xmlns:ns3="9e6ef756-01e8-4a5a-b54f-55becc5fec7b" targetNamespace="http://schemas.microsoft.com/office/2006/metadata/properties" ma:root="true" ma:fieldsID="bebaad0f3334380fac634af6b6409ad9" ns2:_="" ns3:_="">
     <xsd:import namespace="e2e6fd63-fb78-4283-80b6-af0c2971b6f0"/>
@@ -4530,21 +4347,6 @@
 </ct:contentTypeSchema>
 </file>
 
-<file path=customXml/item2.xml><?xml version="1.0" encoding="utf-8"?>
-<b:Sources xmlns:b="http://schemas.openxmlformats.org/officeDocument/2006/bibliography" xmlns="http://schemas.openxmlformats.org/officeDocument/2006/bibliography" SelectedStyle="\APASixthEditionOfficeOnline.xsl" StyleName="APA" Version="6"/>
-</file>
-
-<file path=customXml/item3.xml><?xml version="1.0" encoding="utf-8"?>
-<p:properties xmlns:p="http://schemas.microsoft.com/office/2006/metadata/properties" xmlns:xsi="http://www.w3.org/2001/XMLSchema-instance" xmlns:pc="http://schemas.microsoft.com/office/infopath/2007/PartnerControls">
-  <documentManagement>
-    <lcf76f155ced4ddcb4097134ff3c332f xmlns="e2e6fd63-fb78-4283-80b6-af0c2971b6f0">
-      <Terms xmlns="http://schemas.microsoft.com/office/infopath/2007/PartnerControls"/>
-    </lcf76f155ced4ddcb4097134ff3c332f>
-    <TaxCatchAll xmlns="9e6ef756-01e8-4a5a-b54f-55becc5fec7b" xsi:nil="true"/>
-  </documentManagement>
-</p:properties>
-</file>
-
 <file path=customXml/item4.xml><?xml version="1.0" encoding="utf-8"?>
 <?mso-contentType ?>
 <FormTemplates xmlns="http://schemas.microsoft.com/sharepoint/v3/contenttype/forms">
@@ -4555,6 +4357,25 @@
 </file>
 
 <file path=customXml/itemProps1.xml><?xml version="1.0" encoding="utf-8"?>
+<ds:datastoreItem xmlns:ds="http://schemas.openxmlformats.org/officeDocument/2006/customXml" ds:itemID="{4DE444B9-96E8-4FE5-B9CB-90F1E3B1AE36}">
+  <ds:schemaRefs>
+    <ds:schemaRef ds:uri="http://schemas.microsoft.com/office/2006/metadata/properties"/>
+    <ds:schemaRef ds:uri="http://schemas.microsoft.com/office/infopath/2007/PartnerControls"/>
+    <ds:schemaRef ds:uri="e2e6fd63-fb78-4283-80b6-af0c2971b6f0"/>
+    <ds:schemaRef ds:uri="9e6ef756-01e8-4a5a-b54f-55becc5fec7b"/>
+  </ds:schemaRefs>
+</ds:datastoreItem>
+</file>
+
+<file path=customXml/itemProps2.xml><?xml version="1.0" encoding="utf-8"?>
+<ds:datastoreItem xmlns:ds="http://schemas.openxmlformats.org/officeDocument/2006/customXml" ds:itemID="{131CD77B-2AA1-44B9-9DDF-E5F6D0569CCC}">
+  <ds:schemaRefs>
+    <ds:schemaRef ds:uri="http://schemas.openxmlformats.org/officeDocument/2006/bibliography"/>
+  </ds:schemaRefs>
+</ds:datastoreItem>
+</file>
+
+<file path=customXml/itemProps3.xml><?xml version="1.0" encoding="utf-8"?>
 <ds:datastoreItem xmlns:ds="http://schemas.openxmlformats.org/officeDocument/2006/customXml" ds:itemID="{748006DA-9321-4219-B19B-BCE202C568A4}">
   <ds:schemaRefs>
     <ds:schemaRef ds:uri="http://schemas.microsoft.com/office/2006/metadata/contentType"/>
@@ -4573,25 +4394,6 @@
 </ds:datastoreItem>
 </file>
 
-<file path=customXml/itemProps2.xml><?xml version="1.0" encoding="utf-8"?>
-<ds:datastoreItem xmlns:ds="http://schemas.openxmlformats.org/officeDocument/2006/customXml" ds:itemID="{131CD77B-2AA1-44B9-9DDF-E5F6D0569CCC}">
-  <ds:schemaRefs>
-    <ds:schemaRef ds:uri="http://schemas.openxmlformats.org/officeDocument/2006/bibliography"/>
-  </ds:schemaRefs>
-</ds:datastoreItem>
-</file>
-
-<file path=customXml/itemProps3.xml><?xml version="1.0" encoding="utf-8"?>
-<ds:datastoreItem xmlns:ds="http://schemas.openxmlformats.org/officeDocument/2006/customXml" ds:itemID="{4DE444B9-96E8-4FE5-B9CB-90F1E3B1AE36}">
-  <ds:schemaRefs>
-    <ds:schemaRef ds:uri="http://schemas.microsoft.com/office/2006/metadata/properties"/>
-    <ds:schemaRef ds:uri="http://schemas.microsoft.com/office/infopath/2007/PartnerControls"/>
-    <ds:schemaRef ds:uri="e2e6fd63-fb78-4283-80b6-af0c2971b6f0"/>
-    <ds:schemaRef ds:uri="9e6ef756-01e8-4a5a-b54f-55becc5fec7b"/>
-  </ds:schemaRefs>
-</ds:datastoreItem>
-</file>
-
 <file path=customXml/itemProps4.xml><?xml version="1.0" encoding="utf-8"?>
 <ds:datastoreItem xmlns:ds="http://schemas.openxmlformats.org/officeDocument/2006/customXml" ds:itemID="{C677762F-4306-4D99-BDCC-E627A5986BB1}">
   <ds:schemaRefs>

--- a/templates/Global_Candidate_Profile_EA_India.docx
+++ b/templates/Global_Candidate_Profile_EA_India.docx
@@ -52,7 +52,7 @@
           <w:sz w:val="32"/>
           <w:szCs w:val="32"/>
         </w:rPr>
-        <w:t xml:space="preserve">{{CANDIDATE_NAME}} | {{CURRENT_EMPLOYER}}</w:t>
+        <w:t>{{CANDIDATE_NAME}} | {{CURRENT_EMPLOYER}}</w:t>
       </w:r>
     </w:p>
     <w:p>
@@ -265,6 +265,7 @@
           <w:sz w:val="32"/>
           <w:szCs w:val="32"/>
         </w:rPr>
+        <w:lastRenderedPageBreak/>
         <w:t>Summary</w:t>
       </w:r>
     </w:p>
@@ -295,7 +296,7 @@
         <w:t>{{SUMMARY_INTRO}}</w:t>
       </w:r>
     </w:p>
-    <w:p w14:paraId="SKHE00">
+    <w:p>
       <w:pPr>
         <w:spacing w:after="0"/>
         <w:rPr>
@@ -309,7 +310,7 @@
         <w:t>Experience</w:t>
       </w:r>
     </w:p>
-    <w:p w14:paraId="SKBE10">
+    <w:p>
       <w:pPr>
         <w:pStyle w:val="ListParagraph"/>
         <w:numPr>
@@ -336,7 +337,7 @@
         <w:t>{{EXP_SKILL_1}}</w:t>
       </w:r>
     </w:p>
-    <w:p w14:paraId="SKBE20">
+    <w:p>
       <w:pPr>
         <w:pStyle w:val="ListParagraph"/>
         <w:numPr>
@@ -363,7 +364,7 @@
         <w:t>{{EXP_SKILL_2}}</w:t>
       </w:r>
     </w:p>
-    <w:p w14:paraId="SKBE30">
+    <w:p>
       <w:pPr>
         <w:pStyle w:val="ListParagraph"/>
         <w:numPr>
@@ -390,7 +391,7 @@
         <w:t>{{EXP_SKILL_3}}</w:t>
       </w:r>
     </w:p>
-    <w:p w14:paraId="SKBE40">
+    <w:p>
       <w:pPr>
         <w:pStyle w:val="ListParagraph"/>
         <w:numPr>
@@ -417,7 +418,7 @@
         <w:t>{{EXP_SKILL_4}}</w:t>
       </w:r>
     </w:p>
-    <w:p w14:paraId="SKBE50">
+    <w:p>
       <w:pPr>
         <w:pStyle w:val="ListParagraph"/>
         <w:numPr>
@@ -444,7 +445,7 @@
         <w:t>{{EXP_SKILL_5}}</w:t>
       </w:r>
     </w:p>
-    <w:p w14:paraId="SKBE60">
+    <w:p>
       <w:pPr>
         <w:pStyle w:val="ListParagraph"/>
         <w:numPr>
@@ -471,7 +472,7 @@
         <w:t>{{EXP_SKILL_6}}</w:t>
       </w:r>
     </w:p>
-    <w:p w14:paraId="SKSSP1">
+    <w:p>
       <w:pPr>
         <w:spacing w:after="0"/>
         <w:jc w:val="both"/>
@@ -480,7 +481,7 @@
         </w:rPr>
       </w:pPr>
     </w:p>
-    <w:p w14:paraId="SKHL00">
+    <w:p>
       <w:pPr>
         <w:spacing w:after="0"/>
         <w:rPr>
@@ -494,7 +495,7 @@
         <w:t>Legal, Risk &amp; Regulatory Expertise</w:t>
       </w:r>
     </w:p>
-    <w:p w14:paraId="SKBL10">
+    <w:p>
       <w:pPr>
         <w:pStyle w:val="ListParagraph"/>
         <w:numPr>
@@ -521,7 +522,7 @@
         <w:t>{{LRR_SKILL_1}}</w:t>
       </w:r>
     </w:p>
-    <w:p w14:paraId="SKBL20">
+    <w:p>
       <w:pPr>
         <w:pStyle w:val="ListParagraph"/>
         <w:numPr>
@@ -548,7 +549,7 @@
         <w:t>{{LRR_SKILL_2}}</w:t>
       </w:r>
     </w:p>
-    <w:p w14:paraId="SKBL30">
+    <w:p>
       <w:pPr>
         <w:pStyle w:val="ListParagraph"/>
         <w:numPr>
@@ -575,7 +576,7 @@
         <w:t>{{LRR_SKILL_3}}</w:t>
       </w:r>
     </w:p>
-    <w:p w14:paraId="SKBL40">
+    <w:p>
       <w:pPr>
         <w:pStyle w:val="ListParagraph"/>
         <w:numPr>
@@ -602,7 +603,7 @@
         <w:t>{{LRR_SKILL_4}}</w:t>
       </w:r>
     </w:p>
-    <w:p w14:paraId="SKBL50">
+    <w:p>
       <w:pPr>
         <w:pStyle w:val="ListParagraph"/>
         <w:numPr>
@@ -629,7 +630,7 @@
         <w:t>{{LRR_SKILL_5}}</w:t>
       </w:r>
     </w:p>
-    <w:p w14:paraId="SKBL60">
+    <w:p>
       <w:pPr>
         <w:pStyle w:val="ListParagraph"/>
         <w:numPr>
@@ -656,7 +657,7 @@
         <w:t>{{LRR_SKILL_6}}</w:t>
       </w:r>
     </w:p>
-    <w:p w14:paraId="SKBL70">
+    <w:p>
       <w:pPr>
         <w:pStyle w:val="ListParagraph"/>
         <w:numPr>
@@ -683,7 +684,7 @@
         <w:t>{{LRR_SKILL_7}}</w:t>
       </w:r>
     </w:p>
-    <w:p w14:paraId="SKBL80">
+    <w:p>
       <w:pPr>
         <w:pStyle w:val="ListParagraph"/>
         <w:numPr>
@@ -710,7 +711,7 @@
         <w:t>{{LRR_SKILL_8}}</w:t>
       </w:r>
     </w:p>
-    <w:p w14:paraId="SKBL90">
+    <w:p>
       <w:pPr>
         <w:pStyle w:val="ListParagraph"/>
         <w:numPr>
@@ -737,7 +738,7 @@
         <w:t>{{LRR_SKILL_9}}</w:t>
       </w:r>
     </w:p>
-    <w:p w14:paraId="SKBL100">
+    <w:p>
       <w:pPr>
         <w:pStyle w:val="ListParagraph"/>
         <w:numPr>
@@ -764,7 +765,7 @@
         <w:t>{{LRR_SKILL_10}}</w:t>
       </w:r>
     </w:p>
-    <w:p w14:paraId="SKBL110">
+    <w:p>
       <w:pPr>
         <w:pStyle w:val="ListParagraph"/>
         <w:numPr>
@@ -791,7 +792,7 @@
         <w:t>{{LRR_SKILL_11}}</w:t>
       </w:r>
     </w:p>
-    <w:p w14:paraId="SKSSP2">
+    <w:p>
       <w:pPr>
         <w:spacing w:after="0"/>
         <w:jc w:val="both"/>
@@ -800,7 +801,7 @@
         </w:rPr>
       </w:pPr>
     </w:p>
-    <w:p w14:paraId="SKHK00">
+    <w:p>
       <w:pPr>
         <w:spacing w:after="0"/>
         <w:rPr>
@@ -814,7 +815,7 @@
         <w:t>Key Skills</w:t>
       </w:r>
     </w:p>
-    <w:p w14:paraId="SKBK10">
+    <w:p>
       <w:pPr>
         <w:pStyle w:val="ListParagraph"/>
         <w:numPr>
@@ -841,7 +842,7 @@
         <w:t>{{KEY_SKILL_1}}</w:t>
       </w:r>
     </w:p>
-    <w:p w14:paraId="SKBK20">
+    <w:p>
       <w:pPr>
         <w:pStyle w:val="ListParagraph"/>
         <w:numPr>
@@ -868,7 +869,7 @@
         <w:t>{{KEY_SKILL_2}}</w:t>
       </w:r>
     </w:p>
-    <w:p w14:paraId="SKBK30">
+    <w:p>
       <w:pPr>
         <w:pStyle w:val="ListParagraph"/>
         <w:numPr>
@@ -895,7 +896,7 @@
         <w:t>{{KEY_SKILL_3}}</w:t>
       </w:r>
     </w:p>
-    <w:p w14:paraId="SKBK40">
+    <w:p>
       <w:pPr>
         <w:pStyle w:val="ListParagraph"/>
         <w:numPr>
@@ -922,7 +923,7 @@
         <w:t>{{KEY_SKILL_4}}</w:t>
       </w:r>
     </w:p>
-    <w:p w14:paraId="SKBK50">
+    <w:p>
       <w:pPr>
         <w:pStyle w:val="ListParagraph"/>
         <w:numPr>
@@ -949,7 +950,7 @@
         <w:t>{{KEY_SKILL_5}}</w:t>
       </w:r>
     </w:p>
-    <w:p w14:paraId="SKBK60">
+    <w:p>
       <w:pPr>
         <w:pStyle w:val="ListParagraph"/>
         <w:numPr>
@@ -976,7 +977,7 @@
         <w:t>{{KEY_SKILL_6}}</w:t>
       </w:r>
     </w:p>
-    <w:p w14:paraId="SKBK70">
+    <w:p>
       <w:pPr>
         <w:pStyle w:val="ListParagraph"/>
         <w:numPr>
@@ -1003,7 +1004,7 @@
         <w:t>{{KEY_SKILL_7}}</w:t>
       </w:r>
     </w:p>
-    <w:p w14:paraId="SKBK80">
+    <w:p>
       <w:pPr>
         <w:pStyle w:val="ListParagraph"/>
         <w:numPr>
@@ -1030,7 +1031,7 @@
         <w:t>{{KEY_SKILL_8}}</w:t>
       </w:r>
     </w:p>
-    <w:p w14:paraId="SKBK90">
+    <w:p>
       <w:pPr>
         <w:pStyle w:val="ListParagraph"/>
         <w:numPr>
@@ -1057,7 +1058,7 @@
         <w:t>{{KEY_SKILL_9}}</w:t>
       </w:r>
     </w:p>
-    <w:p w14:paraId="SKBK100">
+    <w:p>
       <w:pPr>
         <w:pStyle w:val="ListParagraph"/>
         <w:numPr>
@@ -1303,6 +1304,7 @@
           <w:sz w:val="32"/>
           <w:szCs w:val="32"/>
         </w:rPr>
+        <w:lastRenderedPageBreak/>
         <w:t>Business Experience</w:t>
       </w:r>
     </w:p>
@@ -1336,7 +1338,7 @@
         <w:t>{{BUSINESS_EXPERIENCE_BLOCK}}</w:t>
       </w:r>
     </w:p>
-    <w:p w14:paraId="EX012E5F034">
+    <w:p>
       <w:pPr>
         <w:spacing w:after="0"/>
         <w:rPr>
@@ -1358,7 +1360,7 @@
         <w:t>Executive Experience</w:t>
       </w:r>
     </w:p>
-    <w:p w14:paraId="EXB001">
+    <w:p>
       <w:pPr>
         <w:spacing w:after="0"/>
       </w:pPr>
@@ -1457,6 +1459,13 @@
           <w:color w:val="2C2E82" w:themeColor="accent1"/>
         </w:rPr>
         <w:t>{{EDU_1_YEAR}}:</w:t>
+      </w:r>
+      <w:r>
+        <w:rPr>
+          <w:b/>
+          <w:bCs/>
+          <w:color w:val="2C2E82" w:themeColor="accent1"/>
+        </w:rPr>
         <w:tab/>
       </w:r>
       <w:r>
@@ -1498,7 +1507,7 @@
         <w:t>{{EDU_1_EXTRA}}</w:t>
       </w:r>
     </w:p>
-    <w:p w14:paraId="SP100001">
+    <w:p>
       <w:pPr>
         <w:spacing w:after="0"/>
       </w:pPr>
@@ -1520,6 +1529,13 @@
           <w:color w:val="2C2E82" w:themeColor="accent1"/>
         </w:rPr>
         <w:t>{{EDU_2_YEAR}}:</w:t>
+      </w:r>
+      <w:r>
+        <w:rPr>
+          <w:b/>
+          <w:bCs/>
+          <w:color w:val="2C2E82" w:themeColor="accent1"/>
+        </w:rPr>
         <w:tab/>
       </w:r>
       <w:r>
@@ -1561,7 +1577,7 @@
         <w:t>{{EDU_2_EXTRA}}</w:t>
       </w:r>
     </w:p>
-    <w:p w14:paraId="SP100002">
+    <w:p>
       <w:pPr>
         <w:spacing w:after="0"/>
       </w:pPr>
@@ -1583,6 +1599,13 @@
           <w:color w:val="2C2E82" w:themeColor="accent1"/>
         </w:rPr>
         <w:t>{{EDU_3_YEAR}}:</w:t>
+      </w:r>
+      <w:r>
+        <w:rPr>
+          <w:b/>
+          <w:bCs/>
+          <w:color w:val="2C2E82" w:themeColor="accent1"/>
+        </w:rPr>
         <w:tab/>
       </w:r>
       <w:r>
@@ -1594,7 +1617,7 @@
         <w:t>{{EDU_3_INSTITUTION}}</w:t>
       </w:r>
     </w:p>
-    <w:p w14:paraId="E3D0822E3B6">
+    <w:p>
       <w:pPr>
         <w:spacing w:after="0"/>
         <w:ind w:left="2880"/>
@@ -1609,7 +1632,7 @@
         <w:t>{{EDU_3_DEGREE}}</w:t>
       </w:r>
     </w:p>
-    <w:p w14:paraId="E3E3D865CBE">
+    <w:p>
       <w:pPr>
         <w:spacing w:after="0"/>
         <w:ind w:left="2880"/>
@@ -1623,14 +1646,6 @@
         </w:rPr>
         <w:t>{{EDU_3_EXTRA}}</w:t>
       </w:r>
-    </w:p>
-    <w:p>
-      <w:pPr>
-        <w:spacing w:after="0"/>
-        <w:rPr>
-          <w:color w:val="2C2E82" w:themeColor="accent1"/>
-        </w:rPr>
-      </w:pPr>
     </w:p>
     <w:p>
       <w:pPr>
@@ -1666,11 +1681,6 @@
         <w:t>Professional Qualifications</w:t>
       </w:r>
     </w:p>
-    <w:p w14:paraId="SPC00001">
-      <w:pPr>
-        <w:spacing w:after="0"/>
-      </w:pPr>
-    </w:p>
     <w:p>
       <w:pPr>
         <w:spacing w:after="0"/>
@@ -1702,6 +1712,13 @@
           <w:color w:val="2C2E82" w:themeColor="accent1"/>
         </w:rPr>
         <w:t>{{QUAL_1_YEAR}}:</w:t>
+      </w:r>
+      <w:r>
+        <w:rPr>
+          <w:b/>
+          <w:bCs/>
+          <w:color w:val="2C2E82" w:themeColor="accent1"/>
+        </w:rPr>
         <w:tab/>
       </w:r>
       <w:r>
@@ -1728,6 +1745,13 @@
           <w:color w:val="2C2E82" w:themeColor="accent1"/>
         </w:rPr>
         <w:t>{{QUAL_2_YEAR}}:</w:t>
+      </w:r>
+      <w:r>
+        <w:rPr>
+          <w:b/>
+          <w:bCs/>
+          <w:color w:val="2C2E82" w:themeColor="accent1"/>
+        </w:rPr>
         <w:tab/>
       </w:r>
       <w:r>
@@ -1754,6 +1778,13 @@
           <w:color w:val="2C2E82" w:themeColor="accent1"/>
         </w:rPr>
         <w:t>{{QUAL_3_YEAR}}:</w:t>
+      </w:r>
+      <w:r>
+        <w:rPr>
+          <w:b/>
+          <w:bCs/>
+          <w:color w:val="2C2E82" w:themeColor="accent1"/>
+        </w:rPr>
         <w:tab/>
       </w:r>
       <w:r>
@@ -1780,6 +1811,13 @@
           <w:color w:val="2C2E82" w:themeColor="accent1"/>
         </w:rPr>
         <w:t>{{QUAL_4_YEAR}}:</w:t>
+      </w:r>
+      <w:r>
+        <w:rPr>
+          <w:b/>
+          <w:bCs/>
+          <w:color w:val="2C2E82" w:themeColor="accent1"/>
+        </w:rPr>
         <w:tab/>
       </w:r>
       <w:r>
@@ -1806,6 +1844,13 @@
           <w:color w:val="2C2E82" w:themeColor="accent1"/>
         </w:rPr>
         <w:t>{{QUAL_5_YEAR}}:</w:t>
+      </w:r>
+      <w:r>
+        <w:rPr>
+          <w:b/>
+          <w:bCs/>
+          <w:color w:val="2C2E82" w:themeColor="accent1"/>
+        </w:rPr>
         <w:tab/>
       </w:r>
       <w:r>
@@ -1832,7 +1877,21 @@
           <w:color w:val="2C2E82" w:themeColor="accent1"/>
         </w:rPr>
         <w:t>Technical Skills</w:t>
+      </w:r>
+      <w:r>
+        <w:rPr>
+          <w:b/>
+          <w:bCs/>
+          <w:color w:val="2C2E82" w:themeColor="accent1"/>
+        </w:rPr>
         <w:tab/>
+      </w:r>
+      <w:r>
+        <w:rPr>
+          <w:b/>
+          <w:bCs/>
+          <w:color w:val="2C2E82" w:themeColor="accent1"/>
+        </w:rPr>
         <w:tab/>
       </w:r>
       <w:r>
@@ -1847,7 +1906,7 @@
         <w:spacing w:after="0"/>
       </w:pPr>
     </w:p>
-    <w:p w14:paraId="AF0150D28D7">
+    <w:p>
       <w:pPr>
         <w:spacing w:after="0"/>
         <w:rPr>
@@ -1873,7 +1932,7 @@
         <w:t>Professional Affiliations</w:t>
       </w:r>
     </w:p>
-    <w:p w14:paraId="AF13AF68F84">
+    <w:p>
       <w:pPr>
         <w:spacing w:after="0"/>
         <w:ind w:left="2880" w:hanging="2880"/>
@@ -1890,6 +1949,13 @@
           <w:color w:val="2C2E82" w:themeColor="accent1"/>
         </w:rPr>
         <w:t>{{AFFIL_1_YEAR}}:</w:t>
+      </w:r>
+      <w:r>
+        <w:rPr>
+          <w:b/>
+          <w:bCs/>
+          <w:color w:val="2C2E82" w:themeColor="accent1"/>
+        </w:rPr>
         <w:tab/>
       </w:r>
       <w:r>
@@ -1899,7 +1965,7 @@
         <w:t>{{AFFIL_1_TEXT}}</w:t>
       </w:r>
     </w:p>
-    <w:p w14:paraId="AF23AF68F84">
+    <w:p>
       <w:pPr>
         <w:spacing w:after="0"/>
         <w:ind w:left="2880" w:hanging="2880"/>
@@ -1916,6 +1982,13 @@
           <w:color w:val="2C2E82" w:themeColor="accent1"/>
         </w:rPr>
         <w:t>{{AFFIL_2_YEAR}}:</w:t>
+      </w:r>
+      <w:r>
+        <w:rPr>
+          <w:b/>
+          <w:bCs/>
+          <w:color w:val="2C2E82" w:themeColor="accent1"/>
+        </w:rPr>
         <w:tab/>
       </w:r>
       <w:r>
@@ -1925,7 +1998,7 @@
         <w:t>{{AFFIL_2_TEXT}}</w:t>
       </w:r>
     </w:p>
-    <w:p w14:paraId="AF33AF68F84">
+    <w:p>
       <w:pPr>
         <w:spacing w:after="0"/>
         <w:ind w:left="2880" w:hanging="2880"/>
@@ -1942,6 +2015,13 @@
           <w:color w:val="2C2E82" w:themeColor="accent1"/>
         </w:rPr>
         <w:t>{{AFFIL_3_YEAR}}:</w:t>
+      </w:r>
+      <w:r>
+        <w:rPr>
+          <w:b/>
+          <w:bCs/>
+          <w:color w:val="2C2E82" w:themeColor="accent1"/>
+        </w:rPr>
         <w:tab/>
       </w:r>
       <w:r>
@@ -1951,7 +2031,7 @@
         <w:t>{{AFFIL_3_TEXT}}</w:t>
       </w:r>
     </w:p>
-    <w:p w14:paraId="AF43AF68F84">
+    <w:p>
       <w:pPr>
         <w:spacing w:after="0"/>
         <w:ind w:left="2880" w:hanging="2880"/>
@@ -1968,6 +2048,13 @@
           <w:color w:val="2C2E82" w:themeColor="accent1"/>
         </w:rPr>
         <w:t>{{AFFIL_4_YEAR}}:</w:t>
+      </w:r>
+      <w:r>
+        <w:rPr>
+          <w:b/>
+          <w:bCs/>
+          <w:color w:val="2C2E82" w:themeColor="accent1"/>
+        </w:rPr>
         <w:tab/>
       </w:r>
       <w:r>
@@ -1977,7 +2064,7 @@
         <w:t>{{AFFIL_4_TEXT}}</w:t>
       </w:r>
     </w:p>
-    <w:p w14:paraId="AF53AF68F84">
+    <w:p>
       <w:pPr>
         <w:spacing w:after="0"/>
         <w:ind w:left="2880" w:hanging="2880"/>
@@ -1994,6 +2081,13 @@
           <w:color w:val="2C2E82" w:themeColor="accent1"/>
         </w:rPr>
         <w:t>{{AFFIL_5_YEAR}}:</w:t>
+      </w:r>
+      <w:r>
+        <w:rPr>
+          <w:b/>
+          <w:bCs/>
+          <w:color w:val="2C2E82" w:themeColor="accent1"/>
+        </w:rPr>
         <w:tab/>
       </w:r>
       <w:r>
@@ -2030,7 +2124,21 @@
           <w:color w:val="2C2E82" w:themeColor="accent1"/>
         </w:rPr>
         <w:t>Nationality</w:t>
+      </w:r>
+      <w:r>
+        <w:rPr>
+          <w:b/>
+          <w:bCs/>
+          <w:color w:val="2C2E82" w:themeColor="accent1"/>
+        </w:rPr>
         <w:tab/>
+      </w:r>
+      <w:r>
+        <w:rPr>
+          <w:b/>
+          <w:bCs/>
+          <w:color w:val="2C2E82" w:themeColor="accent1"/>
+        </w:rPr>
         <w:tab/>
       </w:r>
       <w:r>
@@ -2067,7 +2175,21 @@
           <w:color w:val="2C2E82" w:themeColor="accent1"/>
         </w:rPr>
         <w:t>Languages</w:t>
+      </w:r>
+      <w:r>
+        <w:rPr>
+          <w:b/>
+          <w:bCs/>
+          <w:color w:val="2C2E82" w:themeColor="accent1"/>
+        </w:rPr>
         <w:tab/>
+      </w:r>
+      <w:r>
+        <w:rPr>
+          <w:b/>
+          <w:bCs/>
+          <w:color w:val="2C2E82" w:themeColor="accent1"/>
+        </w:rPr>
         <w:tab/>
       </w:r>
       <w:r>
@@ -2104,7 +2226,21 @@
           <w:color w:val="2C2E82" w:themeColor="accent1"/>
         </w:rPr>
         <w:t>Interests</w:t>
+      </w:r>
+      <w:r>
+        <w:rPr>
+          <w:b/>
+          <w:bCs/>
+          <w:color w:val="2C2E82" w:themeColor="accent1"/>
+        </w:rPr>
         <w:tab/>
+      </w:r>
+      <w:r>
+        <w:rPr>
+          <w:b/>
+          <w:bCs/>
+          <w:color w:val="2C2E82" w:themeColor="accent1"/>
+        </w:rPr>
         <w:tab/>
       </w:r>
       <w:r>
@@ -2181,6 +2317,13 @@
           <w:color w:val="2C2E82" w:themeColor="accent1"/>
         </w:rPr>
         <w:t>{{VOL_1_DATES}}:</w:t>
+      </w:r>
+      <w:r>
+        <w:rPr>
+          <w:b/>
+          <w:bCs/>
+          <w:color w:val="2C2E82" w:themeColor="accent1"/>
+        </w:rPr>
         <w:tab/>
       </w:r>
       <w:r>
@@ -2222,6 +2365,13 @@
           <w:color w:val="2C2E82" w:themeColor="accent1"/>
         </w:rPr>
         <w:t>{{VOL_2_DATES}}:</w:t>
+      </w:r>
+      <w:r>
+        <w:rPr>
+          <w:b/>
+          <w:bCs/>
+          <w:color w:val="2C2E82" w:themeColor="accent1"/>
+        </w:rPr>
         <w:tab/>
       </w:r>
       <w:r>
@@ -2263,6 +2413,13 @@
           <w:color w:val="2C2E82" w:themeColor="accent1"/>
         </w:rPr>
         <w:t>{{VOL_3_DATES}}:</w:t>
+      </w:r>
+      <w:r>
+        <w:rPr>
+          <w:b/>
+          <w:bCs/>
+          <w:color w:val="2C2E82" w:themeColor="accent1"/>
+        </w:rPr>
         <w:tab/>
       </w:r>
       <w:r>
@@ -2677,7 +2834,7 @@
         <v:path o:extrusionok="f" gradientshapeok="t" o:connecttype="rect"/>
         <o:lock v:ext="edit" aspectratio="t"/>
       </v:shapetype>
-      <v:shape id="_x0000_i1025" type="#_x0000_t75" style="width:15.7pt;height:17.1pt" o:bullet="t">
+      <v:shape id="_x0000_i1025" type="#_x0000_t75" style="width:15.5pt;height:17pt" o:bullet="t">
         <v:imagedata r:id="rId1" o:title="Sheffield Haworth-2"/>
       </v:shape>
     </w:pict>
@@ -4104,21 +4261,15 @@
 </file>
 
 <file path=customXml/item1.xml><?xml version="1.0" encoding="utf-8"?>
-<p:properties xmlns:p="http://schemas.microsoft.com/office/2006/metadata/properties" xmlns:xsi="http://www.w3.org/2001/XMLSchema-instance" xmlns:pc="http://schemas.microsoft.com/office/infopath/2007/PartnerControls">
-  <documentManagement>
-    <lcf76f155ced4ddcb4097134ff3c332f xmlns="e2e6fd63-fb78-4283-80b6-af0c2971b6f0">
-      <Terms xmlns="http://schemas.microsoft.com/office/infopath/2007/PartnerControls"/>
-    </lcf76f155ced4ddcb4097134ff3c332f>
-    <TaxCatchAll xmlns="9e6ef756-01e8-4a5a-b54f-55becc5fec7b" xsi:nil="true"/>
-  </documentManagement>
-</p:properties>
+<?mso-contentType ?>
+<FormTemplates xmlns="http://schemas.microsoft.com/sharepoint/v3/contenttype/forms">
+  <Display>DocumentLibraryForm</Display>
+  <Edit>DocumentLibraryForm</Edit>
+  <New>DocumentLibraryForm</New>
+</FormTemplates>
 </file>
 
 <file path=customXml/item2.xml><?xml version="1.0" encoding="utf-8"?>
-<b:Sources xmlns:b="http://schemas.openxmlformats.org/officeDocument/2006/bibliography" xmlns="http://schemas.openxmlformats.org/officeDocument/2006/bibliography" SelectedStyle="\APASixthEditionOfficeOnline.xsl" StyleName="APA" Version="6"/>
-</file>
-
-<file path=customXml/item3.xml><?xml version="1.0" encoding="utf-8"?>
 <ct:contentTypeSchema xmlns:ct="http://schemas.microsoft.com/office/2006/metadata/contentType" xmlns:ma="http://schemas.microsoft.com/office/2006/metadata/properties/metaAttributes" ct:_="" ma:_="" ma:contentTypeName="Document" ma:contentTypeID="0x010100401566626A9B3B43A5C7A7F0C4DDD908" ma:contentTypeVersion="14" ma:contentTypeDescription="Create a new document." ma:contentTypeScope="" ma:versionID="1c424119b5d6a250b6edfe82e519ed48">
   <xsd:schema xmlns:xsd="http://www.w3.org/2001/XMLSchema" xmlns:xs="http://www.w3.org/2001/XMLSchema" xmlns:p="http://schemas.microsoft.com/office/2006/metadata/properties" xmlns:ns2="e2e6fd63-fb78-4283-80b6-af0c2971b6f0" xmlns:ns3="9e6ef756-01e8-4a5a-b54f-55becc5fec7b" targetNamespace="http://schemas.microsoft.com/office/2006/metadata/properties" ma:root="true" ma:fieldsID="bebaad0f3334380fac634af6b6409ad9" ns2:_="" ns3:_="">
     <xsd:import namespace="e2e6fd63-fb78-4283-80b6-af0c2971b6f0"/>
@@ -4347,35 +4498,30 @@
 </ct:contentTypeSchema>
 </file>
 
+<file path=customXml/item3.xml><?xml version="1.0" encoding="utf-8"?>
+<b:Sources xmlns:b="http://schemas.openxmlformats.org/officeDocument/2006/bibliography" xmlns="http://schemas.openxmlformats.org/officeDocument/2006/bibliography" SelectedStyle="\APASixthEditionOfficeOnline.xsl" StyleName="APA" Version="6"/>
+</file>
+
 <file path=customXml/item4.xml><?xml version="1.0" encoding="utf-8"?>
-<?mso-contentType ?>
-<FormTemplates xmlns="http://schemas.microsoft.com/sharepoint/v3/contenttype/forms">
-  <Display>DocumentLibraryForm</Display>
-  <Edit>DocumentLibraryForm</Edit>
-  <New>DocumentLibraryForm</New>
-</FormTemplates>
+<p:properties xmlns:p="http://schemas.microsoft.com/office/2006/metadata/properties" xmlns:xsi="http://www.w3.org/2001/XMLSchema-instance" xmlns:pc="http://schemas.microsoft.com/office/infopath/2007/PartnerControls">
+  <documentManagement>
+    <lcf76f155ced4ddcb4097134ff3c332f xmlns="e2e6fd63-fb78-4283-80b6-af0c2971b6f0">
+      <Terms xmlns="http://schemas.microsoft.com/office/infopath/2007/PartnerControls"/>
+    </lcf76f155ced4ddcb4097134ff3c332f>
+    <TaxCatchAll xmlns="9e6ef756-01e8-4a5a-b54f-55becc5fec7b" xsi:nil="true"/>
+  </documentManagement>
+</p:properties>
 </file>
 
 <file path=customXml/itemProps1.xml><?xml version="1.0" encoding="utf-8"?>
-<ds:datastoreItem xmlns:ds="http://schemas.openxmlformats.org/officeDocument/2006/customXml" ds:itemID="{4DE444B9-96E8-4FE5-B9CB-90F1E3B1AE36}">
+<ds:datastoreItem xmlns:ds="http://schemas.openxmlformats.org/officeDocument/2006/customXml" ds:itemID="{C677762F-4306-4D99-BDCC-E627A5986BB1}">
   <ds:schemaRefs>
-    <ds:schemaRef ds:uri="http://schemas.microsoft.com/office/2006/metadata/properties"/>
-    <ds:schemaRef ds:uri="http://schemas.microsoft.com/office/infopath/2007/PartnerControls"/>
-    <ds:schemaRef ds:uri="e2e6fd63-fb78-4283-80b6-af0c2971b6f0"/>
-    <ds:schemaRef ds:uri="9e6ef756-01e8-4a5a-b54f-55becc5fec7b"/>
+    <ds:schemaRef ds:uri="http://schemas.microsoft.com/sharepoint/v3/contenttype/forms"/>
   </ds:schemaRefs>
 </ds:datastoreItem>
 </file>
 
 <file path=customXml/itemProps2.xml><?xml version="1.0" encoding="utf-8"?>
-<ds:datastoreItem xmlns:ds="http://schemas.openxmlformats.org/officeDocument/2006/customXml" ds:itemID="{131CD77B-2AA1-44B9-9DDF-E5F6D0569CCC}">
-  <ds:schemaRefs>
-    <ds:schemaRef ds:uri="http://schemas.openxmlformats.org/officeDocument/2006/bibliography"/>
-  </ds:schemaRefs>
-</ds:datastoreItem>
-</file>
-
-<file path=customXml/itemProps3.xml><?xml version="1.0" encoding="utf-8"?>
 <ds:datastoreItem xmlns:ds="http://schemas.openxmlformats.org/officeDocument/2006/customXml" ds:itemID="{748006DA-9321-4219-B19B-BCE202C568A4}">
   <ds:schemaRefs>
     <ds:schemaRef ds:uri="http://schemas.microsoft.com/office/2006/metadata/contentType"/>
@@ -4394,10 +4540,21 @@
 </ds:datastoreItem>
 </file>
 
+<file path=customXml/itemProps3.xml><?xml version="1.0" encoding="utf-8"?>
+<ds:datastoreItem xmlns:ds="http://schemas.openxmlformats.org/officeDocument/2006/customXml" ds:itemID="{131CD77B-2AA1-44B9-9DDF-E5F6D0569CCC}">
+  <ds:schemaRefs>
+    <ds:schemaRef ds:uri="http://schemas.openxmlformats.org/officeDocument/2006/bibliography"/>
+  </ds:schemaRefs>
+</ds:datastoreItem>
+</file>
+
 <file path=customXml/itemProps4.xml><?xml version="1.0" encoding="utf-8"?>
-<ds:datastoreItem xmlns:ds="http://schemas.openxmlformats.org/officeDocument/2006/customXml" ds:itemID="{C677762F-4306-4D99-BDCC-E627A5986BB1}">
+<ds:datastoreItem xmlns:ds="http://schemas.openxmlformats.org/officeDocument/2006/customXml" ds:itemID="{4DE444B9-96E8-4FE5-B9CB-90F1E3B1AE36}">
   <ds:schemaRefs>
-    <ds:schemaRef ds:uri="http://schemas.microsoft.com/sharepoint/v3/contenttype/forms"/>
+    <ds:schemaRef ds:uri="http://schemas.microsoft.com/office/2006/metadata/properties"/>
+    <ds:schemaRef ds:uri="http://schemas.microsoft.com/office/infopath/2007/PartnerControls"/>
+    <ds:schemaRef ds:uri="e2e6fd63-fb78-4283-80b6-af0c2971b6f0"/>
+    <ds:schemaRef ds:uri="9e6ef756-01e8-4a5a-b54f-55becc5fec7b"/>
   </ds:schemaRefs>
 </ds:datastoreItem>
 </file>
--- a/templates/Global_Candidate_Profile_EA_India.docx
+++ b/templates/Global_Candidate_Profile_EA_India.docx
@@ -1459,13 +1459,6 @@
           <w:color w:val="2C2E82" w:themeColor="accent1"/>
         </w:rPr>
         <w:t>{{EDU_1_YEAR}}:</w:t>
-      </w:r>
-      <w:r>
-        <w:rPr>
-          <w:b/>
-          <w:bCs/>
-          <w:color w:val="2C2E82" w:themeColor="accent1"/>
-        </w:rPr>
         <w:tab/>
       </w:r>
       <w:r>
@@ -1529,13 +1522,6 @@
           <w:color w:val="2C2E82" w:themeColor="accent1"/>
         </w:rPr>
         <w:t>{{EDU_2_YEAR}}:</w:t>
-      </w:r>
-      <w:r>
-        <w:rPr>
-          <w:b/>
-          <w:bCs/>
-          <w:color w:val="2C2E82" w:themeColor="accent1"/>
-        </w:rPr>
         <w:tab/>
       </w:r>
       <w:r>
@@ -1599,13 +1585,6 @@
           <w:color w:val="2C2E82" w:themeColor="accent1"/>
         </w:rPr>
         <w:t>{{EDU_3_YEAR}}:</w:t>
-      </w:r>
-      <w:r>
-        <w:rPr>
-          <w:b/>
-          <w:bCs/>
-          <w:color w:val="2C2E82" w:themeColor="accent1"/>
-        </w:rPr>
         <w:tab/>
       </w:r>
       <w:r>
@@ -1712,13 +1691,6 @@
           <w:color w:val="2C2E82" w:themeColor="accent1"/>
         </w:rPr>
         <w:t>{{QUAL_1_YEAR}}:</w:t>
-      </w:r>
-      <w:r>
-        <w:rPr>
-          <w:b/>
-          <w:bCs/>
-          <w:color w:val="2C2E82" w:themeColor="accent1"/>
-        </w:rPr>
         <w:tab/>
       </w:r>
       <w:r>
@@ -1745,13 +1717,6 @@
           <w:color w:val="2C2E82" w:themeColor="accent1"/>
         </w:rPr>
         <w:t>{{QUAL_2_YEAR}}:</w:t>
-      </w:r>
-      <w:r>
-        <w:rPr>
-          <w:b/>
-          <w:bCs/>
-          <w:color w:val="2C2E82" w:themeColor="accent1"/>
-        </w:rPr>
         <w:tab/>
       </w:r>
       <w:r>
@@ -1778,13 +1743,6 @@
           <w:color w:val="2C2E82" w:themeColor="accent1"/>
         </w:rPr>
         <w:t>{{QUAL_3_YEAR}}:</w:t>
-      </w:r>
-      <w:r>
-        <w:rPr>
-          <w:b/>
-          <w:bCs/>
-          <w:color w:val="2C2E82" w:themeColor="accent1"/>
-        </w:rPr>
         <w:tab/>
       </w:r>
       <w:r>
@@ -1811,13 +1769,6 @@
           <w:color w:val="2C2E82" w:themeColor="accent1"/>
         </w:rPr>
         <w:t>{{QUAL_4_YEAR}}:</w:t>
-      </w:r>
-      <w:r>
-        <w:rPr>
-          <w:b/>
-          <w:bCs/>
-          <w:color w:val="2C2E82" w:themeColor="accent1"/>
-        </w:rPr>
         <w:tab/>
       </w:r>
       <w:r>
@@ -1844,13 +1795,6 @@
           <w:color w:val="2C2E82" w:themeColor="accent1"/>
         </w:rPr>
         <w:t>{{QUAL_5_YEAR}}:</w:t>
-      </w:r>
-      <w:r>
-        <w:rPr>
-          <w:b/>
-          <w:bCs/>
-          <w:color w:val="2C2E82" w:themeColor="accent1"/>
-        </w:rPr>
         <w:tab/>
       </w:r>
       <w:r>
@@ -1859,52 +1803,6 @@
         </w:rPr>
         <w:t>{{QUAL_5_TEXT}}</w:t>
       </w:r>
-    </w:p>
-    <w:p>
-      <w:pPr>
-        <w:spacing w:after="0"/>
-        <w:jc w:val="both"/>
-        <w:rPr>
-          <w:b/>
-          <w:bCs/>
-          <w:color w:val="2C2E82" w:themeColor="accent1"/>
-        </w:rPr>
-      </w:pPr>
-      <w:r>
-        <w:rPr>
-          <w:b/>
-          <w:bCs/>
-          <w:color w:val="2C2E82" w:themeColor="accent1"/>
-        </w:rPr>
-        <w:t>Technical Skills</w:t>
-      </w:r>
-      <w:r>
-        <w:rPr>
-          <w:b/>
-          <w:bCs/>
-          <w:color w:val="2C2E82" w:themeColor="accent1"/>
-        </w:rPr>
-        <w:tab/>
-      </w:r>
-      <w:r>
-        <w:rPr>
-          <w:b/>
-          <w:bCs/>
-          <w:color w:val="2C2E82" w:themeColor="accent1"/>
-        </w:rPr>
-        <w:tab/>
-      </w:r>
-      <w:r>
-        <w:rPr>
-          <w:color w:val="2C2E82" w:themeColor="accent1"/>
-        </w:rPr>
-        <w:t>{{TECH_SKILLS}}</w:t>
-      </w:r>
-    </w:p>
-    <w:p>
-      <w:pPr>
-        <w:spacing w:after="0"/>
-      </w:pPr>
     </w:p>
     <w:p>
       <w:pPr>
@@ -1949,13 +1847,6 @@
           <w:color w:val="2C2E82" w:themeColor="accent1"/>
         </w:rPr>
         <w:t>{{AFFIL_1_YEAR}}:</w:t>
-      </w:r>
-      <w:r>
-        <w:rPr>
-          <w:b/>
-          <w:bCs/>
-          <w:color w:val="2C2E82" w:themeColor="accent1"/>
-        </w:rPr>
         <w:tab/>
       </w:r>
       <w:r>
@@ -1982,13 +1873,6 @@
           <w:color w:val="2C2E82" w:themeColor="accent1"/>
         </w:rPr>
         <w:t>{{AFFIL_2_YEAR}}:</w:t>
-      </w:r>
-      <w:r>
-        <w:rPr>
-          <w:b/>
-          <w:bCs/>
-          <w:color w:val="2C2E82" w:themeColor="accent1"/>
-        </w:rPr>
         <w:tab/>
       </w:r>
       <w:r>
@@ -2015,13 +1899,6 @@
           <w:color w:val="2C2E82" w:themeColor="accent1"/>
         </w:rPr>
         <w:t>{{AFFIL_3_YEAR}}:</w:t>
-      </w:r>
-      <w:r>
-        <w:rPr>
-          <w:b/>
-          <w:bCs/>
-          <w:color w:val="2C2E82" w:themeColor="accent1"/>
-        </w:rPr>
         <w:tab/>
       </w:r>
       <w:r>
@@ -2048,13 +1925,6 @@
           <w:color w:val="2C2E82" w:themeColor="accent1"/>
         </w:rPr>
         <w:t>{{AFFIL_4_YEAR}}:</w:t>
-      </w:r>
-      <w:r>
-        <w:rPr>
-          <w:b/>
-          <w:bCs/>
-          <w:color w:val="2C2E82" w:themeColor="accent1"/>
-        </w:rPr>
         <w:tab/>
       </w:r>
       <w:r>
@@ -2081,13 +1951,6 @@
           <w:color w:val="2C2E82" w:themeColor="accent1"/>
         </w:rPr>
         <w:t>{{AFFIL_5_YEAR}}:</w:t>
-      </w:r>
-      <w:r>
-        <w:rPr>
-          <w:b/>
-          <w:bCs/>
-          <w:color w:val="2C2E82" w:themeColor="accent1"/>
-        </w:rPr>
         <w:tab/>
       </w:r>
       <w:r>
@@ -2095,159 +1958,6 @@
           <w:color w:val="2C2E82" w:themeColor="accent1"/>
         </w:rPr>
         <w:t>{{AFFIL_5_TEXT}}</w:t>
-      </w:r>
-    </w:p>
-    <w:p>
-      <w:pPr>
-        <w:spacing w:after="0"/>
-        <w:rPr>
-          <w:b/>
-          <w:bCs/>
-          <w:color w:val="2C2E82" w:themeColor="accent1"/>
-        </w:rPr>
-      </w:pPr>
-    </w:p>
-    <w:p>
-      <w:pPr>
-        <w:spacing w:after="0"/>
-        <w:jc w:val="both"/>
-        <w:rPr>
-          <w:b/>
-          <w:bCs/>
-          <w:color w:val="2C2E82" w:themeColor="accent1"/>
-        </w:rPr>
-      </w:pPr>
-      <w:r>
-        <w:rPr>
-          <w:b/>
-          <w:bCs/>
-          <w:color w:val="2C2E82" w:themeColor="accent1"/>
-        </w:rPr>
-        <w:t>Nationality</w:t>
-      </w:r>
-      <w:r>
-        <w:rPr>
-          <w:b/>
-          <w:bCs/>
-          <w:color w:val="2C2E82" w:themeColor="accent1"/>
-        </w:rPr>
-        <w:tab/>
-      </w:r>
-      <w:r>
-        <w:rPr>
-          <w:b/>
-          <w:bCs/>
-          <w:color w:val="2C2E82" w:themeColor="accent1"/>
-        </w:rPr>
-        <w:tab/>
-      </w:r>
-      <w:r>
-        <w:rPr>
-          <w:color w:val="2C2E82" w:themeColor="accent1"/>
-        </w:rPr>
-        <w:t>{{NATIONALITY}}</w:t>
-      </w:r>
-    </w:p>
-    <w:p>
-      <w:pPr>
-        <w:spacing w:after="0"/>
-        <w:rPr>
-          <w:b/>
-          <w:bCs/>
-          <w:color w:val="2C2E82" w:themeColor="accent1"/>
-        </w:rPr>
-      </w:pPr>
-    </w:p>
-    <w:p>
-      <w:pPr>
-        <w:spacing w:after="0"/>
-        <w:jc w:val="both"/>
-        <w:rPr>
-          <w:b/>
-          <w:bCs/>
-          <w:color w:val="2C2E82" w:themeColor="accent1"/>
-        </w:rPr>
-      </w:pPr>
-      <w:r>
-        <w:rPr>
-          <w:b/>
-          <w:bCs/>
-          <w:color w:val="2C2E82" w:themeColor="accent1"/>
-        </w:rPr>
-        <w:t>Languages</w:t>
-      </w:r>
-      <w:r>
-        <w:rPr>
-          <w:b/>
-          <w:bCs/>
-          <w:color w:val="2C2E82" w:themeColor="accent1"/>
-        </w:rPr>
-        <w:tab/>
-      </w:r>
-      <w:r>
-        <w:rPr>
-          <w:b/>
-          <w:bCs/>
-          <w:color w:val="2C2E82" w:themeColor="accent1"/>
-        </w:rPr>
-        <w:tab/>
-      </w:r>
-      <w:r>
-        <w:rPr>
-          <w:color w:val="2C2E82" w:themeColor="accent1"/>
-        </w:rPr>
-        <w:t>{{LANGUAGES}}</w:t>
-      </w:r>
-    </w:p>
-    <w:p>
-      <w:pPr>
-        <w:spacing w:after="0"/>
-        <w:rPr>
-          <w:b/>
-          <w:bCs/>
-          <w:color w:val="2C2E82" w:themeColor="accent1"/>
-        </w:rPr>
-      </w:pPr>
-    </w:p>
-    <w:p>
-      <w:pPr>
-        <w:spacing w:after="0"/>
-        <w:jc w:val="both"/>
-        <w:rPr>
-          <w:b/>
-          <w:bCs/>
-          <w:color w:val="2C2E82" w:themeColor="accent1"/>
-        </w:rPr>
-      </w:pPr>
-      <w:r>
-        <w:rPr>
-          <w:b/>
-          <w:bCs/>
-          <w:color w:val="2C2E82" w:themeColor="accent1"/>
-        </w:rPr>
-        <w:t>Interests</w:t>
-      </w:r>
-      <w:r>
-        <w:rPr>
-          <w:b/>
-          <w:bCs/>
-          <w:color w:val="2C2E82" w:themeColor="accent1"/>
-        </w:rPr>
-        <w:tab/>
-      </w:r>
-      <w:r>
-        <w:rPr>
-          <w:b/>
-          <w:bCs/>
-          <w:color w:val="2C2E82" w:themeColor="accent1"/>
-        </w:rPr>
-        <w:tab/>
-      </w:r>
-      <w:r>
-        <w:rPr>
-          <w:color w:val="2C2E82" w:themeColor="accent1"/>
-        </w:rPr>
-        <w:t>{{INTERESTS}}</w:t>
       </w:r>
     </w:p>
     <w:p>
@@ -2317,13 +2027,6 @@
           <w:color w:val="2C2E82" w:themeColor="accent1"/>
         </w:rPr>
         <w:t>{{VOL_1_DATES}}:</w:t>
-      </w:r>
-      <w:r>
-        <w:rPr>
-          <w:b/>
-          <w:bCs/>
-          <w:color w:val="2C2E82" w:themeColor="accent1"/>
-        </w:rPr>
         <w:tab/>
       </w:r>
       <w:r>
@@ -2365,13 +2068,6 @@
           <w:color w:val="2C2E82" w:themeColor="accent1"/>
         </w:rPr>
         <w:t>{{VOL_2_DATES}}:</w:t>
-      </w:r>
-      <w:r>
-        <w:rPr>
-          <w:b/>
-          <w:bCs/>
-          <w:color w:val="2C2E82" w:themeColor="accent1"/>
-        </w:rPr>
         <w:tab/>
       </w:r>
       <w:r>
@@ -2413,13 +2109,6 @@
           <w:color w:val="2C2E82" w:themeColor="accent1"/>
         </w:rPr>
         <w:t>{{VOL_3_DATES}}:</w:t>
-      </w:r>
-      <w:r>
-        <w:rPr>
-          <w:b/>
-          <w:bCs/>
-          <w:color w:val="2C2E82" w:themeColor="accent1"/>
-        </w:rPr>
         <w:tab/>
       </w:r>
       <w:r>
@@ -2443,6 +2132,149 @@
         </w:rPr>
         <w:t>{{VOL_3_DESCRIPTION}}</w:t>
       </w:r>
+    </w:p>
+    <w:p>
+      <w:pPr>
+        <w:spacing w:after="0"/>
+        <w:jc w:val="both"/>
+        <w:rPr>
+          <w:b/>
+          <w:bCs/>
+          <w:color w:val="2C2E82" w:themeColor="accent1"/>
+        </w:rPr>
+      </w:pPr>
+      <w:r>
+        <w:rPr>
+          <w:b/>
+          <w:bCs/>
+          <w:color w:val="2C2E82" w:themeColor="accent1"/>
+        </w:rPr>
+        <w:t>Technical Skills</w:t>
+        <w:tab/>
+        <w:tab/>
+      </w:r>
+      <w:r>
+        <w:rPr>
+          <w:color w:val="2C2E82" w:themeColor="accent1"/>
+        </w:rPr>
+        <w:t>{{TECH_SKILLS}}</w:t>
+      </w:r>
+    </w:p>
+    <w:p>
+      <w:pPr>
+        <w:spacing w:after="0"/>
+      </w:pPr>
+    </w:p>
+    <w:p>
+      <w:pPr>
+        <w:spacing w:after="0"/>
+        <w:jc w:val="both"/>
+        <w:rPr>
+          <w:b/>
+          <w:bCs/>
+          <w:color w:val="2C2E82" w:themeColor="accent1"/>
+        </w:rPr>
+      </w:pPr>
+      <w:r>
+        <w:rPr>
+          <w:b/>
+          <w:bCs/>
+          <w:color w:val="2C2E82" w:themeColor="accent1"/>
+        </w:rPr>
+        <w:t>Nationality</w:t>
+        <w:tab/>
+        <w:tab/>
+      </w:r>
+      <w:r>
+        <w:rPr>
+          <w:color w:val="2C2E82" w:themeColor="accent1"/>
+        </w:rPr>
+        <w:t>{{NATIONALITY}}</w:t>
+      </w:r>
+    </w:p>
+    <w:p>
+      <w:pPr>
+        <w:spacing w:after="0"/>
+        <w:rPr>
+          <w:b/>
+          <w:bCs/>
+          <w:color w:val="2C2E82" w:themeColor="accent1"/>
+        </w:rPr>
+      </w:pPr>
+    </w:p>
+    <w:p>
+      <w:pPr>
+        <w:spacing w:after="0"/>
+        <w:jc w:val="both"/>
+        <w:rPr>
+          <w:b/>
+          <w:bCs/>
+          <w:color w:val="2C2E82" w:themeColor="accent1"/>
+        </w:rPr>
+      </w:pPr>
+      <w:r>
+        <w:rPr>
+          <w:b/>
+          <w:bCs/>
+          <w:color w:val="2C2E82" w:themeColor="accent1"/>
+        </w:rPr>
+        <w:t>Languages</w:t>
+        <w:tab/>
+        <w:tab/>
+      </w:r>
+      <w:r>
+        <w:rPr>
+          <w:color w:val="2C2E82" w:themeColor="accent1"/>
+        </w:rPr>
+        <w:t>{{LANGUAGES}}</w:t>
+      </w:r>
+    </w:p>
+    <w:p>
+      <w:pPr>
+        <w:spacing w:after="0"/>
+        <w:rPr>
+          <w:b/>
+          <w:bCs/>
+          <w:color w:val="2C2E82" w:themeColor="accent1"/>
+        </w:rPr>
+      </w:pPr>
+    </w:p>
+    <w:p>
+      <w:pPr>
+        <w:spacing w:after="0"/>
+        <w:jc w:val="both"/>
+        <w:rPr>
+          <w:b/>
+          <w:bCs/>
+          <w:color w:val="2C2E82" w:themeColor="accent1"/>
+        </w:rPr>
+      </w:pPr>
+      <w:r>
+        <w:rPr>
+          <w:b/>
+          <w:bCs/>
+          <w:color w:val="2C2E82" w:themeColor="accent1"/>
+        </w:rPr>
+        <w:t>Interests</w:t>
+        <w:tab/>
+        <w:tab/>
+      </w:r>
+      <w:r>
+        <w:rPr>
+          <w:color w:val="2C2E82" w:themeColor="accent1"/>
+        </w:rPr>
+        <w:t>{{INTERESTS}}</w:t>
+      </w:r>
+    </w:p>
+    <w:p>
+      <w:pPr>
+        <w:spacing w:after="0"/>
+        <w:rPr>
+          <w:b/>
+          <w:bCs/>
+          <w:color w:val="2C2E82" w:themeColor="accent1"/>
+        </w:rPr>
+      </w:pPr>
     </w:p>
     <w:p/>
     <w:sectPr>
